--- a/static/files/14-MANZONI Lucia e la notte degli imbrogli.docx
+++ b/static/files/14-MANZONI Lucia e la notte degli imbrogli.docx
@@ -321,7 +321,21 @@
           <w:b/>
           <w:bCs/>
         </w:rPr>
-        <w:t>Chi interviene a scompigliare i vari disegni degli uomini?</w:t>
+        <w:t>Chi interviene a scompigliare i va</w:t>
+      </w:r>
+      <w:r>
+        <w:rPr>
+          <w:b/>
+          <w:bCs/>
+        </w:rPr>
+        <w:t>r</w:t>
+      </w:r>
+      <w:r>
+        <w:rPr>
+          <w:b/>
+          <w:bCs/>
+        </w:rPr>
+        <w:t>i disegni degli uomini?</w:t>
       </w:r>
     </w:p>
     <w:p>
@@ -339,7 +353,13 @@
         <w:jc w:val="both"/>
       </w:pPr>
       <w:r>
-        <w:t xml:space="preserve">I vari disegni degli uomini sono scompigliati dalla Provvidenza, che non è un personaggio, ma una sorta di </w:t>
+        <w:t>I va</w:t>
+      </w:r>
+      <w:r>
+        <w:t>r</w:t>
+      </w:r>
+      <w:r>
+        <w:t xml:space="preserve">i disegni degli uomini sono scompigliati dalla Provvidenza, che non è un personaggio, ma una sorta di </w:t>
       </w:r>
       <w:r>
         <w:rPr>
@@ -349,10 +369,29 @@
         <w:t>mano invisibile</w:t>
       </w:r>
       <w:r>
-        <w:t xml:space="preserve"> che dà un senso alle varie vicende, collegandole sul piano narrativo</w:t>
-      </w:r>
-      <w:r>
-        <w:t xml:space="preserve"> e garantisce il riscatto finale dei due promessi.</w:t>
+        <w:rPr>
+          <w:i/>
+          <w:iCs/>
+        </w:rPr>
+        <w:t>,</w:t>
+      </w:r>
+      <w:r>
+        <w:t xml:space="preserve"> che </w:t>
+      </w:r>
+      <w:r>
+        <w:t xml:space="preserve">collega le </w:t>
+      </w:r>
+      <w:r>
+        <w:t>vicende</w:t>
+      </w:r>
+      <w:r>
+        <w:t xml:space="preserve"> </w:t>
+      </w:r>
+      <w:r>
+        <w:t xml:space="preserve">tra loro </w:t>
+      </w:r>
+      <w:r>
+        <w:t>e garantisce il riscatto finale dei due promessi.</w:t>
       </w:r>
       <w:r>
         <w:t xml:space="preserve"> In questo caso, la pronta reazione di don Abbondio, che vanifica il </w:t>
@@ -556,7 +595,19 @@
         <w:t>intimidazione</w:t>
       </w:r>
       <w:r>
-        <w:t xml:space="preserve"> nei confronti di un vecchio curato di campagna. In questo capitolo, invece, di fronte alla forza dei villani riuniti insieme, sono </w:t>
+        <w:t xml:space="preserve"> nei confronti di un vecchio curato di campagna. </w:t>
+      </w:r>
+      <w:r>
+        <w:t>Invece, i</w:t>
+      </w:r>
+      <w:r>
+        <w:t>n questo capitolo</w:t>
+      </w:r>
+      <w:r>
+        <w:t>,</w:t>
+      </w:r>
+      <w:r>
+        <w:t xml:space="preserve"> di fronte alla forza dei villani riuniti insieme, sono </w:t>
       </w:r>
       <w:r>
         <w:rPr>
@@ -683,16 +734,7 @@
         <w:t xml:space="preserve"> </w:t>
       </w:r>
       <w:r>
-        <w:t>istituzioni civili</w:t>
-      </w:r>
-      <w:r>
-        <w:rPr>
-          <w:vertAlign w:val="superscript"/>
-        </w:rPr>
-        <w:t>1</w:t>
-      </w:r>
-      <w:r>
-        <w:t>.</w:t>
+        <w:t>istituzioni civili.</w:t>
       </w:r>
       <w:r>
         <w:t xml:space="preserve"> </w:t>
@@ -903,41 +945,41 @@
         <w:t>l’angelo della casa</w:t>
       </w:r>
       <w:r>
+        <w:t>, che indirizza al bene le persone che ha intorno a sé.</w:t>
+      </w:r>
+    </w:p>
+    <w:p>
+      <w:pPr>
+        <w:pStyle w:val="Paragrafoelenco"/>
+        <w:jc w:val="both"/>
+      </w:pPr>
+      <w:r>
+        <w:t xml:space="preserve">Renzo invece, pur essendo un </w:t>
+      </w:r>
+      <w:r>
+        <w:rPr>
+          <w:i/>
+          <w:iCs/>
+        </w:rPr>
+        <w:t>giovane onesto</w:t>
+      </w:r>
+      <w:r>
+        <w:t>, è portato spesso a cacciarsi nei guai per via del suo carattere impulsivo. Ma le parole di Lucia o il pensiero di lei e di padre Cristoforo (“una treccia nera e una barba bianca”) lo riportano sempre sulla retta via.</w:t>
+      </w:r>
+      <w:r>
+        <w:t xml:space="preserve"> </w:t>
+      </w:r>
+      <w:r>
+        <w:t>Lucia, il cui nome significa “luce”, sarà luce di conversione anche per il terribile Innominato</w:t>
+      </w:r>
+      <w:r>
+        <w:t xml:space="preserve"> (cap. XXI)</w:t>
+      </w:r>
+      <w:r>
         <w:rPr>
           <w:vertAlign w:val="superscript"/>
         </w:rPr>
-        <w:t>2</w:t>
-      </w:r>
-      <w:r>
-        <w:t>, che indirizza al bene le persone che ha intorno a sé.</w:t>
-      </w:r>
-    </w:p>
-    <w:p>
-      <w:pPr>
-        <w:pStyle w:val="Paragrafoelenco"/>
-        <w:jc w:val="both"/>
-      </w:pPr>
-      <w:r>
-        <w:t xml:space="preserve">Renzo invece, pur essendo un </w:t>
-      </w:r>
-      <w:r>
-        <w:rPr>
-          <w:i/>
-          <w:iCs/>
-        </w:rPr>
-        <w:t>giovane onesto</w:t>
-      </w:r>
-      <w:r>
-        <w:t>, è portato spesso a cacciarsi nei guai per via del suo carattere impulsivo. Ma le parole di Lucia o il pensiero di lei e di padre Cristoforo (“una treccia nera e una barba bianca”) lo riportano sempre sulla retta via.</w:t>
-      </w:r>
-      <w:r>
-        <w:t xml:space="preserve"> </w:t>
-      </w:r>
-      <w:r>
-        <w:t>Lucia, il cui nome significa “luce”, sarà luce di conversione anche per il terribile Innominato</w:t>
-      </w:r>
-      <w:r>
-        <w:t xml:space="preserve"> (cap. XXI)</w:t>
+        <w:t>1</w:t>
       </w:r>
       <w:r>
         <w:t>.</w:t>
@@ -1199,7 +1241,7 @@
         <w:rPr>
           <w:vertAlign w:val="superscript"/>
         </w:rPr>
-        <w:t>3</w:t>
+        <w:t>2</w:t>
       </w:r>
       <w:r>
         <w:t>, dopo l’inquieta notte di fuga da Milano.</w:t>
@@ -1214,7 +1256,13 @@
         <w:t>La funzione del paesaggio</w:t>
       </w:r>
       <w:r>
-        <w:t xml:space="preserve"> non è di puro sfondo; serva a dotare gli umili di una loro intima spiritualità, rispecchiandone i sentimenti più genuini.</w:t>
+        <w:t xml:space="preserve"> non è di puro sfondo; serv</w:t>
+      </w:r>
+      <w:r>
+        <w:t>e</w:t>
+      </w:r>
+      <w:r>
+        <w:t xml:space="preserve"> a dotare gli umili di una loro intima spiritualità, rispecchiandone i sentimenti più genuini.</w:t>
       </w:r>
     </w:p>
     <w:p>
@@ -1360,7 +1408,23 @@
           <w:b/>
           <w:bCs/>
         </w:rPr>
-        <w:t xml:space="preserve">                                                                                                                                                          </w:t>
+        <w:t xml:space="preserve">   </w:t>
+      </w:r>
+    </w:p>
+    <w:p>
+      <w:pPr>
+        <w:jc w:val="both"/>
+        <w:rPr>
+          <w:b/>
+          <w:bCs/>
+        </w:rPr>
+      </w:pPr>
+      <w:r>
+        <w:rPr>
+          <w:b/>
+          <w:bCs/>
+        </w:rPr>
+        <w:t xml:space="preserve">                                                                                                                                                       </w:t>
       </w:r>
     </w:p>
     <w:p>
@@ -1467,7 +1531,14 @@
           <w:b/>
           <w:bCs/>
         </w:rPr>
-        <w:t>manzonismo). Completa lo schema:</w:t>
+        <w:t>manzonismo</w:t>
+      </w:r>
+      <w:r>
+        <w:rPr>
+          <w:b/>
+          <w:bCs/>
+        </w:rPr>
+        <w:t>).</w:t>
       </w:r>
       <w:r>
         <w:rPr>
@@ -1481,8 +1552,32 @@
           <w:b/>
           <w:bCs/>
         </w:rPr>
+        <w:t xml:space="preserve">                                                                             </w:t>
+      </w:r>
+      <w:r>
+        <w:rPr>
+          <w:b/>
+          <w:bCs/>
+        </w:rPr>
+        <w:t>p. 2</w:t>
+      </w:r>
+      <w:r>
+        <w:rPr>
+          <w:b/>
+          <w:bCs/>
+        </w:rPr>
+        <w:t xml:space="preserve"> </w:t>
+      </w:r>
+      <w:r>
+        <w:rPr>
+          <w:b/>
+          <w:bCs/>
+        </w:rPr>
         <w:t xml:space="preserve">                                                                                                                                             </w:t>
       </w:r>
+      <w:r>
+        <w:t xml:space="preserve">                                                                                                                                             </w:t>
+      </w:r>
     </w:p>
     <w:p>
       <w:pPr>
@@ -1494,15 +1589,22 @@
         </w:rPr>
       </w:pPr>
       <w:r>
-        <w:t xml:space="preserve">                                                                                                                                             </w:t>
-      </w:r>
-      <w:r>
-        <w:rPr>
-          <w:b/>
-          <w:bCs/>
-        </w:rPr>
-        <w:t>p. 2</w:t>
-      </w:r>
+        <w:rPr>
+          <w:b/>
+          <w:bCs/>
+        </w:rPr>
+        <w:lastRenderedPageBreak/>
+        <w:t>Completa lo schema:</w:t>
+      </w:r>
+    </w:p>
+    <w:p>
+      <w:pPr>
+        <w:jc w:val="both"/>
+        <w:rPr>
+          <w:b/>
+          <w:bCs/>
+        </w:rPr>
+      </w:pPr>
     </w:p>
     <w:p>
       <w:pPr>
@@ -1513,7 +1615,10 @@
         </w:rPr>
       </w:pPr>
       <w:r>
-        <w:lastRenderedPageBreak/>
+        <w:rPr>
+          <w:b/>
+          <w:bCs/>
+        </w:rPr>
         <w:t>Don Abbondio nello studio</w:t>
       </w:r>
       <w:r>
@@ -1566,7 +1671,7 @@
       </w:pPr>
       <w:r>
         <w:rPr>
-          <w:bCs/>
+          <w:b/>
         </w:rPr>
         <w:t>Il paese ridestato</w:t>
       </w:r>
@@ -1635,7 +1740,7 @@
       </w:pPr>
       <w:r>
         <w:rPr>
-          <w:bCs/>
+          <w:b/>
         </w:rPr>
         <w:t>L’addio al paese</w:t>
       </w:r>
@@ -1854,15 +1959,6 @@
           <w:b/>
         </w:rPr>
       </w:pPr>
-    </w:p>
-    <w:p>
-      <w:pPr>
-        <w:ind w:left="708"/>
-        <w:jc w:val="both"/>
-        <w:rPr>
-          <w:b/>
-        </w:rPr>
-      </w:pPr>
       <w:r>
         <w:rPr>
           <w:b/>
@@ -1961,7 +2057,7 @@
           <w:b/>
           <w:vertAlign w:val="superscript"/>
         </w:rPr>
-        <w:t>4</w:t>
+        <w:t>3</w:t>
       </w:r>
       <w:r>
         <w:rPr>
@@ -2197,7 +2293,6 @@
       <w:r>
         <w:t xml:space="preserve"> </w:t>
       </w:r>
-      <w:proofErr w:type="spellStart"/>
       <w:r>
         <w:rPr>
           <w:i/>
@@ -2212,68 +2307,133 @@
         </w:rPr>
         <w:t>ae</w:t>
       </w:r>
-      <w:proofErr w:type="spellEnd"/>
-      <w:r>
-        <w:rPr>
-          <w:i/>
-          <w:iCs/>
-        </w:rPr>
+      <w:r>
+        <w:rPr>
+          <w:i/>
+          <w:iCs/>
+        </w:rPr>
+        <w:t xml:space="preserve"> patriae </w:t>
+      </w:r>
+      <w:r>
+        <w:t>d</w:t>
+      </w:r>
+      <w:r>
+        <w:t>i Giuseppe</w:t>
+      </w:r>
+      <w:r>
+        <w:t xml:space="preserve"> Ripamonti, per la ricostruzione degli effetti spaventosi dell</w:t>
+      </w:r>
+      <w:r>
+        <w:t>’</w:t>
+      </w:r>
+      <w:r>
+        <w:rPr>
+          <w:i/>
+          <w:iCs/>
+        </w:rPr>
+        <w:t>epidemia</w:t>
+      </w:r>
+      <w:r>
         <w:t xml:space="preserve"> </w:t>
       </w:r>
-      <w:proofErr w:type="spellStart"/>
-      <w:r>
-        <w:rPr>
-          <w:i/>
-          <w:iCs/>
-        </w:rPr>
-        <w:t>patriae</w:t>
-      </w:r>
-      <w:proofErr w:type="spellEnd"/>
-      <w:r>
-        <w:rPr>
-          <w:i/>
-          <w:iCs/>
-        </w:rPr>
+      <w:r>
+        <w:rPr>
+          <w:i/>
+          <w:iCs/>
+        </w:rPr>
+        <w:t>di</w:t>
+      </w:r>
+      <w:r>
+        <w:rPr>
+          <w:i/>
+          <w:iCs/>
+        </w:rPr>
+        <w:t xml:space="preserve"> peste</w:t>
+      </w:r>
+      <w:r>
+        <w:t>, affidata alla voce narrante.</w:t>
+      </w:r>
+    </w:p>
+    <w:p>
+      <w:pPr>
+        <w:ind w:left="708"/>
+        <w:jc w:val="both"/>
+      </w:pPr>
+      <w:r>
+        <w:t>A parte</w:t>
+      </w:r>
+      <w:r>
+        <w:t xml:space="preserve"> la punizione di don Rodrigo, che non ha voluto ascoltare gli avvertimenti di padre Cristoforo, c’è poco d’inventato. Piuttosto l’autore, con la sua sensibilità, approfondisce ciò che la Storia non dice, cioè </w:t>
+      </w:r>
+      <w:r>
+        <w:rPr>
+          <w:i/>
+          <w:iCs/>
+        </w:rPr>
+        <w:t>l’abbandono a sé stessi degli umili e l’inettitudine dei potenti</w:t>
+      </w:r>
+      <w:r>
+        <w:t>, perché vuol far capire al lettore che l’Italia uscirà dalla sua secolare arretratezza solo se raggiungerà l’indipendenza e si governerà da sé.</w:t>
+      </w:r>
+    </w:p>
+    <w:p>
+      <w:pPr>
+        <w:ind w:left="708"/>
+        <w:jc w:val="both"/>
+      </w:pPr>
+      <w:r>
+        <w:t xml:space="preserve">La felice conclusione del romanzo è, dunque, anche un augurio per quel </w:t>
+      </w:r>
+      <w:r>
+        <w:rPr>
+          <w:i/>
+          <w:iCs/>
+        </w:rPr>
+        <w:t>matrimonio</w:t>
+      </w:r>
+      <w:r>
         <w:t xml:space="preserve"> </w:t>
       </w:r>
       <w:r>
-        <w:t>d</w:t>
-      </w:r>
-      <w:r>
-        <w:t>i Giuseppe</w:t>
-      </w:r>
-      <w:r>
-        <w:t xml:space="preserve"> Ripamonti, per la ricostruzione degli effetti spaventosi dell</w:t>
-      </w:r>
-      <w:r>
-        <w:t>’</w:t>
-      </w:r>
-      <w:r>
-        <w:rPr>
-          <w:i/>
-          <w:iCs/>
-        </w:rPr>
-        <w:t>epidemia</w:t>
-      </w:r>
-      <w:r>
-        <w:t xml:space="preserve"> </w:t>
-      </w:r>
-      <w:r>
-        <w:rPr>
-          <w:i/>
-          <w:iCs/>
-        </w:rPr>
-        <w:t>di</w:t>
-      </w:r>
-      <w:r>
-        <w:rPr>
-          <w:i/>
-          <w:iCs/>
-        </w:rPr>
-        <w:t xml:space="preserve"> peste</w:t>
-      </w:r>
-      <w:r>
-        <w:t>, affidata alla voce narrante.</w:t>
+        <w:rPr>
+          <w:i/>
+          <w:iCs/>
+        </w:rPr>
+        <w:t>tra l’Italia e il suo popolo</w:t>
+      </w:r>
+      <w:r>
+        <w:t xml:space="preserve"> che prima o poi si dovrà fare (nonostante gli osta</w:t>
+      </w:r>
+      <w:r>
+        <w:t>co</w:t>
+      </w:r>
+      <w:r>
+        <w:t>li frapposti dall’imperatore d’Austria</w:t>
+      </w:r>
+      <w:r>
+        <w:t xml:space="preserve"> Francesco Giuseppe</w:t>
+      </w:r>
+      <w:r>
+        <w:t>)</w:t>
+      </w:r>
+      <w:r>
+        <w:rPr>
+          <w:vertAlign w:val="superscript"/>
+        </w:rPr>
+        <w:t>4</w:t>
+      </w:r>
+      <w:r>
+        <w:t xml:space="preserve">. E questa SPERANZA vale sia per quelli che vedranno quel </w:t>
+      </w:r>
+      <w:r>
+        <w:rPr>
+          <w:i/>
+          <w:iCs/>
+        </w:rPr>
+        <w:t>benedetto giorno</w:t>
+      </w:r>
+      <w:r>
+        <w:t>, sia per quegli altri che non arriveranno a vederlo, perché per esso avranno dato la vita.</w:t>
       </w:r>
     </w:p>
     <w:p>
@@ -2281,93 +2441,11 @@
         <w:ind w:left="708"/>
         <w:jc w:val="both"/>
       </w:pPr>
-      <w:r>
-        <w:t>A parte</w:t>
-      </w:r>
-      <w:r>
-        <w:t xml:space="preserve"> la punizione di don Rodrigo, che non ha voluto ascoltare gli avvertimenti di padre Cristoforo, c’è poco d’inventato. Piuttosto l’autore, con la sua sensibilità, approfondisce ciò che la Storia non dice, cioè </w:t>
-      </w:r>
-      <w:r>
-        <w:rPr>
-          <w:i/>
-          <w:iCs/>
-        </w:rPr>
-        <w:t>l’abbandono a sé stessi degli umili e l’inettitudine dei potenti</w:t>
-      </w:r>
-      <w:r>
-        <w:t>, perché vuol far capire al lettore che l’Italia uscirà dalla sua secolare arretratezza solo se raggiungerà l’indipendenza e si governerà da sé.</w:t>
-      </w:r>
     </w:p>
     <w:p>
       <w:pPr>
         <w:ind w:left="708"/>
         <w:jc w:val="both"/>
-      </w:pPr>
-      <w:r>
-        <w:t xml:space="preserve">La felice conclusione del romanzo è, dunque, anche un augurio per quel </w:t>
-      </w:r>
-      <w:r>
-        <w:rPr>
-          <w:i/>
-          <w:iCs/>
-        </w:rPr>
-        <w:t>matrimonio</w:t>
-      </w:r>
-      <w:r>
-        <w:t xml:space="preserve"> </w:t>
-      </w:r>
-      <w:r>
-        <w:rPr>
-          <w:i/>
-          <w:iCs/>
-        </w:rPr>
-        <w:t>tra l’Italia e il suo popolo</w:t>
-      </w:r>
-      <w:r>
-        <w:t xml:space="preserve"> che prima o poi si dovrà fare (nonostante gli osta</w:t>
-      </w:r>
-      <w:r>
-        <w:t>co</w:t>
-      </w:r>
-      <w:r>
-        <w:t>li frapposti dall’imperatore d’Austria</w:t>
-      </w:r>
-      <w:r>
-        <w:t xml:space="preserve"> Francesco Giuseppe</w:t>
-      </w:r>
-      <w:r>
-        <w:t>)</w:t>
-      </w:r>
-      <w:r>
-        <w:rPr>
-          <w:vertAlign w:val="superscript"/>
-        </w:rPr>
-        <w:t>4</w:t>
-      </w:r>
-      <w:r>
-        <w:t xml:space="preserve">. E questa SPERANZA vale sia per quelli che vedranno quel </w:t>
-      </w:r>
-      <w:r>
-        <w:rPr>
-          <w:i/>
-          <w:iCs/>
-        </w:rPr>
-        <w:t>benedetto giorno</w:t>
-      </w:r>
-      <w:r>
-        <w:t>, sia per quegli altri che non arriveranno a vederlo, perché per esso avranno dato la vita.</w:t>
-      </w:r>
-    </w:p>
-    <w:p>
-      <w:pPr>
-        <w:ind w:left="708"/>
-        <w:jc w:val="both"/>
-      </w:pPr>
-    </w:p>
-    <w:p>
-      <w:pPr>
-        <w:ind w:left="708"/>
-        <w:jc w:val="both"/>
         <w:rPr>
           <w:b/>
           <w:bCs/>
@@ -2383,15 +2461,6 @@
         </w:rPr>
         <w:t>p. 3</w:t>
       </w:r>
-    </w:p>
-    <w:p>
-      <w:pPr>
-        <w:jc w:val="both"/>
-        <w:rPr>
-          <w:b/>
-          <w:bCs/>
-        </w:rPr>
-      </w:pPr>
     </w:p>
     <w:p>
       <w:pPr>
@@ -2477,6 +2546,86 @@
           <w:sz w:val="20"/>
           <w:szCs w:val="20"/>
         </w:rPr>
+        <w:t>Dopo l</w:t>
+      </w:r>
+      <w:r>
+        <w:rPr>
+          <w:sz w:val="20"/>
+          <w:szCs w:val="20"/>
+        </w:rPr>
+        <w:t>’</w:t>
+      </w:r>
+      <w:r>
+        <w:rPr>
+          <w:sz w:val="20"/>
+          <w:szCs w:val="20"/>
+        </w:rPr>
+        <w:t>abbandono del</w:t>
+      </w:r>
+      <w:r>
+        <w:rPr>
+          <w:sz w:val="20"/>
+          <w:szCs w:val="20"/>
+        </w:rPr>
+        <w:t xml:space="preserve"> paese natio, Lucia trova rifugio presso un convento di suore di clausura a Monza. Qui è dapprima bene accolta e poi tradita dalla famosa Monaca di Monza</w:t>
+      </w:r>
+      <w:r>
+        <w:rPr>
+          <w:sz w:val="20"/>
+          <w:szCs w:val="20"/>
+        </w:rPr>
+        <w:t>,</w:t>
+      </w:r>
+      <w:r>
+        <w:rPr>
+          <w:sz w:val="20"/>
+          <w:szCs w:val="20"/>
+        </w:rPr>
+        <w:t xml:space="preserve"> per cui </w:t>
+      </w:r>
+      <w:r>
+        <w:rPr>
+          <w:sz w:val="20"/>
+          <w:szCs w:val="20"/>
+        </w:rPr>
+        <w:t xml:space="preserve">viene rapita e </w:t>
+      </w:r>
+      <w:r>
+        <w:rPr>
+          <w:sz w:val="20"/>
+          <w:szCs w:val="20"/>
+        </w:rPr>
+        <w:t>finisce prigioniera nel castello dell’Innominato. Ma, grazie alla di lui conversione, verrà</w:t>
+      </w:r>
+      <w:r>
+        <w:rPr>
+          <w:sz w:val="20"/>
+          <w:szCs w:val="20"/>
+        </w:rPr>
+        <w:t xml:space="preserve"> liberata</w:t>
+      </w:r>
+      <w:r>
+        <w:rPr>
+          <w:sz w:val="20"/>
+          <w:szCs w:val="20"/>
+        </w:rPr>
+        <w:t xml:space="preserve">. </w:t>
+      </w:r>
+    </w:p>
+    <w:p>
+      <w:pPr>
+        <w:ind w:left="708"/>
+        <w:jc w:val="both"/>
+        <w:rPr>
+          <w:sz w:val="20"/>
+          <w:szCs w:val="20"/>
+        </w:rPr>
+      </w:pPr>
+      <w:r>
+        <w:rPr>
+          <w:sz w:val="20"/>
+          <w:szCs w:val="20"/>
+        </w:rPr>
         <w:t xml:space="preserve">L’espressione usata da Manzoni in riferimento a Lucia è “povera innocente”. </w:t>
       </w:r>
       <w:r>
@@ -2484,6 +2633,13 @@
           <w:sz w:val="20"/>
           <w:szCs w:val="20"/>
         </w:rPr>
+        <w:t xml:space="preserve"> </w:t>
+      </w:r>
+      <w:r>
+        <w:rPr>
+          <w:sz w:val="20"/>
+          <w:szCs w:val="20"/>
+        </w:rPr>
         <w:t>Al contrario</w:t>
       </w:r>
       <w:r>
@@ -2491,7 +2647,49 @@
           <w:sz w:val="20"/>
           <w:szCs w:val="20"/>
         </w:rPr>
-        <w:t xml:space="preserve">, “la sventurata” Monaca di Monza è l’anti-Lucia, la </w:t>
+        <w:t xml:space="preserve">, “la sventurata” </w:t>
+      </w:r>
+      <w:r>
+        <w:rPr>
+          <w:sz w:val="20"/>
+          <w:szCs w:val="20"/>
+        </w:rPr>
+        <w:t xml:space="preserve">Monaca di Monza (che ha una relazione </w:t>
+      </w:r>
+      <w:r>
+        <w:rPr>
+          <w:sz w:val="20"/>
+          <w:szCs w:val="20"/>
+        </w:rPr>
+        <w:t>segreta</w:t>
+      </w:r>
+      <w:r>
+        <w:rPr>
+          <w:sz w:val="20"/>
+          <w:szCs w:val="20"/>
+        </w:rPr>
+        <w:t xml:space="preserve"> con un bravo dell’Innominato, cioè “lo scellerato</w:t>
+      </w:r>
+      <w:r>
+        <w:rPr>
+          <w:sz w:val="20"/>
+          <w:szCs w:val="20"/>
+        </w:rPr>
+        <w:t>”</w:t>
+      </w:r>
+      <w:r>
+        <w:rPr>
+          <w:sz w:val="20"/>
+          <w:szCs w:val="20"/>
+        </w:rPr>
+        <w:t xml:space="preserve"> Egidio) </w:t>
+      </w:r>
+      <w:r>
+        <w:rPr>
+          <w:sz w:val="20"/>
+          <w:szCs w:val="20"/>
+        </w:rPr>
+        <w:t xml:space="preserve">è l’anti-Lucia, la </w:t>
       </w:r>
       <w:r>
         <w:rPr>
@@ -2507,7 +2705,21 @@
           <w:sz w:val="20"/>
           <w:szCs w:val="20"/>
         </w:rPr>
-        <w:t xml:space="preserve"> della donna perduta, che finirà sepolta viva in un “in pace”.</w:t>
+        <w:t xml:space="preserve"> della donna perduta, </w:t>
+      </w:r>
+      <w:r>
+        <w:rPr>
+          <w:sz w:val="20"/>
+          <w:szCs w:val="20"/>
+        </w:rPr>
+        <w:t xml:space="preserve">della peccatrice, </w:t>
+      </w:r>
+      <w:r>
+        <w:rPr>
+          <w:sz w:val="20"/>
+          <w:szCs w:val="20"/>
+        </w:rPr>
+        <w:t>che finirà sepolta viva in un “in pace”.</w:t>
       </w:r>
     </w:p>
     <w:p>
@@ -2770,14 +2982,49 @@
           <w:sz w:val="20"/>
           <w:szCs w:val="20"/>
         </w:rPr>
-        <w:t>e l’egoismo del principe-padre;</w:t>
-      </w:r>
-      <w:r>
-        <w:rPr>
-          <w:sz w:val="20"/>
-          <w:szCs w:val="20"/>
-        </w:rPr>
-        <w:t xml:space="preserve"> ma poi dà la colpa del traviamento alla stessa vittima, so</w:t>
+        <w:t>e l’egoismo del principe-padre</w:t>
+      </w:r>
+      <w:r>
+        <w:rPr>
+          <w:sz w:val="20"/>
+          <w:szCs w:val="20"/>
+        </w:rPr>
+        <w:t xml:space="preserve"> (che obbliga la figlia a farsi suora senza vocazione)</w:t>
+      </w:r>
+      <w:r>
+        <w:rPr>
+          <w:sz w:val="20"/>
+          <w:szCs w:val="20"/>
+        </w:rPr>
+        <w:t>;</w:t>
+      </w:r>
+      <w:r>
+        <w:rPr>
+          <w:sz w:val="20"/>
+          <w:szCs w:val="20"/>
+        </w:rPr>
+        <w:t xml:space="preserve"> ma poi dà la colpa del traviamento alla vittima</w:t>
+      </w:r>
+      <w:r>
+        <w:rPr>
+          <w:sz w:val="20"/>
+          <w:szCs w:val="20"/>
+        </w:rPr>
+        <w:t xml:space="preserve"> </w:t>
+      </w:r>
+      <w:r>
+        <w:rPr>
+          <w:sz w:val="20"/>
+          <w:szCs w:val="20"/>
+        </w:rPr>
+        <w:t>stessa</w:t>
+      </w:r>
+      <w:r>
+        <w:rPr>
+          <w:sz w:val="20"/>
+          <w:szCs w:val="20"/>
+        </w:rPr>
+        <w:t>, so</w:t>
       </w:r>
       <w:r>
         <w:rPr>
@@ -2997,21 +3244,176 @@
           <w:sz w:val="20"/>
           <w:szCs w:val="20"/>
         </w:rPr>
-        <w:t xml:space="preserve">Dopo la fuga da Milano, per </w:t>
-      </w:r>
-      <w:r>
-        <w:rPr>
-          <w:sz w:val="20"/>
-          <w:szCs w:val="20"/>
-        </w:rPr>
-        <w:t>non essere catturato dall</w:t>
-      </w:r>
-      <w:r>
-        <w:rPr>
-          <w:sz w:val="20"/>
-          <w:szCs w:val="20"/>
-        </w:rPr>
-        <w:t>a</w:t>
+        <w:t xml:space="preserve">Dopo la fuga da Milano, </w:t>
+      </w:r>
+      <w:r>
+        <w:rPr>
+          <w:sz w:val="20"/>
+          <w:szCs w:val="20"/>
+        </w:rPr>
+        <w:t>a seguito del tumulto di S. Martino</w:t>
+      </w:r>
+      <w:r>
+        <w:rPr>
+          <w:sz w:val="20"/>
+          <w:szCs w:val="20"/>
+        </w:rPr>
+        <w:t>,</w:t>
+      </w:r>
+      <w:r>
+        <w:rPr>
+          <w:sz w:val="20"/>
+          <w:szCs w:val="20"/>
+        </w:rPr>
+        <w:t xml:space="preserve"> Renzo si trova immerso nel buio della notte, circondato da una natura selvaggia (“sodaglia”) e </w:t>
+      </w:r>
+      <w:r>
+        <w:rPr>
+          <w:i/>
+          <w:iCs/>
+          <w:sz w:val="20"/>
+          <w:szCs w:val="20"/>
+        </w:rPr>
+        <w:t>atterrito da</w:t>
+      </w:r>
+      <w:r>
+        <w:rPr>
+          <w:i/>
+          <w:iCs/>
+          <w:sz w:val="20"/>
+          <w:szCs w:val="20"/>
+        </w:rPr>
+        <w:t>i</w:t>
+      </w:r>
+      <w:r>
+        <w:rPr>
+          <w:i/>
+          <w:iCs/>
+          <w:sz w:val="20"/>
+          <w:szCs w:val="20"/>
+        </w:rPr>
+        <w:t xml:space="preserve"> racconti superstiziosi</w:t>
+      </w:r>
+      <w:r>
+        <w:rPr>
+          <w:sz w:val="20"/>
+          <w:szCs w:val="20"/>
+        </w:rPr>
+        <w:t xml:space="preserve"> ascoltati da bambino. Per farsi forza, prega. </w:t>
+      </w:r>
+      <w:r>
+        <w:rPr>
+          <w:sz w:val="20"/>
+          <w:szCs w:val="20"/>
+        </w:rPr>
+        <w:t>A</w:t>
+      </w:r>
+      <w:r>
+        <w:rPr>
+          <w:sz w:val="20"/>
+          <w:szCs w:val="20"/>
+        </w:rPr>
+        <w:t xml:space="preserve">d un certo punto </w:t>
+      </w:r>
+      <w:r>
+        <w:rPr>
+          <w:sz w:val="20"/>
+          <w:szCs w:val="20"/>
+        </w:rPr>
+        <w:t xml:space="preserve">gli giunge la voce dell’Adda, che lo assicura di essere vicino alla salvezza, e </w:t>
+      </w:r>
+      <w:r>
+        <w:rPr>
+          <w:i/>
+          <w:iCs/>
+          <w:sz w:val="20"/>
+          <w:szCs w:val="20"/>
+        </w:rPr>
+        <w:t>il rintocco delle campane dell’orologio di Trezzo, che eleva i suoi pensieri a Dio.</w:t>
+      </w:r>
+      <w:r>
+        <w:rPr>
+          <w:sz w:val="20"/>
+          <w:szCs w:val="20"/>
+        </w:rPr>
+        <w:t xml:space="preserve"> Passata la notte in un capanno, </w:t>
+      </w:r>
+      <w:r>
+        <w:rPr>
+          <w:i/>
+          <w:iCs/>
+          <w:sz w:val="20"/>
+          <w:szCs w:val="20"/>
+        </w:rPr>
+        <w:t xml:space="preserve">lo spettacolo dell’alba gli reca un senso </w:t>
+      </w:r>
+      <w:r>
+        <w:rPr>
+          <w:i/>
+          <w:iCs/>
+          <w:sz w:val="20"/>
+          <w:szCs w:val="20"/>
+        </w:rPr>
+        <w:t xml:space="preserve">di pace e </w:t>
+      </w:r>
+      <w:r>
+        <w:rPr>
+          <w:i/>
+          <w:iCs/>
+          <w:sz w:val="20"/>
+          <w:szCs w:val="20"/>
+        </w:rPr>
+        <w:t>di conforto</w:t>
+      </w:r>
+      <w:r>
+        <w:rPr>
+          <w:sz w:val="20"/>
+          <w:szCs w:val="20"/>
+        </w:rPr>
+        <w:t>.</w:t>
+      </w:r>
+    </w:p>
+    <w:p>
+      <w:pPr>
+        <w:jc w:val="both"/>
+        <w:rPr>
+          <w:sz w:val="20"/>
+          <w:szCs w:val="20"/>
+        </w:rPr>
+      </w:pPr>
+    </w:p>
+    <w:p>
+      <w:pPr>
+        <w:ind w:left="708"/>
+        <w:jc w:val="both"/>
+        <w:rPr>
+          <w:sz w:val="20"/>
+          <w:szCs w:val="20"/>
+        </w:rPr>
+      </w:pPr>
+      <w:r>
+        <w:rPr>
+          <w:sz w:val="20"/>
+          <w:szCs w:val="20"/>
+          <w:vertAlign w:val="superscript"/>
+        </w:rPr>
+        <w:t>3</w:t>
+      </w:r>
+      <w:r>
+        <w:rPr>
+          <w:sz w:val="20"/>
+          <w:szCs w:val="20"/>
+        </w:rPr>
+        <w:t>L’</w:t>
+      </w:r>
+      <w:r>
+        <w:rPr>
+          <w:i/>
+          <w:iCs/>
+          <w:sz w:val="20"/>
+          <w:szCs w:val="20"/>
+        </w:rPr>
+        <w:t>amore</w:t>
       </w:r>
       <w:r>
         <w:rPr>
@@ -3022,97 +3424,116 @@
       </w:r>
       <w:r>
         <w:rPr>
-          <w:sz w:val="20"/>
-          <w:szCs w:val="20"/>
-        </w:rPr>
-        <w:t>polizia milanese,</w:t>
-      </w:r>
-      <w:r>
-        <w:rPr>
-          <w:sz w:val="20"/>
-          <w:szCs w:val="20"/>
-        </w:rPr>
-        <w:t xml:space="preserve"> Renzo si trova immerso nel buio della notte, circondato da una natura selvaggia (“sodaglia”) e </w:t>
-      </w:r>
-      <w:r>
-        <w:rPr>
-          <w:i/>
-          <w:iCs/>
-          <w:sz w:val="20"/>
-          <w:szCs w:val="20"/>
-        </w:rPr>
-        <w:t>atterrito da</w:t>
-      </w:r>
-      <w:r>
-        <w:rPr>
-          <w:i/>
-          <w:iCs/>
-          <w:sz w:val="20"/>
-          <w:szCs w:val="20"/>
-        </w:rPr>
-        <w:t>i</w:t>
-      </w:r>
-      <w:r>
-        <w:rPr>
-          <w:i/>
-          <w:iCs/>
-          <w:sz w:val="20"/>
-          <w:szCs w:val="20"/>
-        </w:rPr>
-        <w:t xml:space="preserve"> racconti superstiziosi</w:t>
-      </w:r>
-      <w:r>
-        <w:rPr>
-          <w:sz w:val="20"/>
-          <w:szCs w:val="20"/>
-        </w:rPr>
-        <w:t xml:space="preserve"> ascoltati da bambino. Per farsi forza, prega. </w:t>
-      </w:r>
-      <w:r>
-        <w:rPr>
-          <w:sz w:val="20"/>
-          <w:szCs w:val="20"/>
-        </w:rPr>
-        <w:t>A</w:t>
-      </w:r>
-      <w:r>
-        <w:rPr>
-          <w:sz w:val="20"/>
-          <w:szCs w:val="20"/>
-        </w:rPr>
-        <w:t xml:space="preserve">d un certo punto </w:t>
-      </w:r>
-      <w:r>
-        <w:rPr>
-          <w:sz w:val="20"/>
-          <w:szCs w:val="20"/>
-        </w:rPr>
-        <w:t xml:space="preserve">gli giunge la voce dell’Adda, che lo assicura di essere vicino alla salvezza, e </w:t>
-      </w:r>
-      <w:r>
-        <w:rPr>
-          <w:i/>
-          <w:iCs/>
-          <w:sz w:val="20"/>
-          <w:szCs w:val="20"/>
-        </w:rPr>
-        <w:t>il rintocco delle campane dell’orologio di Trezzo, che eleva i suoi pensieri a Dio.</w:t>
-      </w:r>
-      <w:r>
-        <w:rPr>
-          <w:sz w:val="20"/>
-          <w:szCs w:val="20"/>
-        </w:rPr>
-        <w:t xml:space="preserve"> Passata la notte in un capanno, </w:t>
-      </w:r>
-      <w:r>
-        <w:rPr>
-          <w:i/>
-          <w:iCs/>
-          <w:sz w:val="20"/>
-          <w:szCs w:val="20"/>
-        </w:rPr>
-        <w:t>lo spettacolo dell’alba gli reca un senso di conforto e di pace</w:t>
+          <w:i/>
+          <w:iCs/>
+          <w:sz w:val="20"/>
+          <w:szCs w:val="20"/>
+        </w:rPr>
+        <w:t>romantico</w:t>
+      </w:r>
+      <w:r>
+        <w:rPr>
+          <w:sz w:val="20"/>
+          <w:szCs w:val="20"/>
+        </w:rPr>
+        <w:t xml:space="preserve"> è un amore contrastato per definizione, che </w:t>
+      </w:r>
+      <w:r>
+        <w:rPr>
+          <w:sz w:val="20"/>
+          <w:szCs w:val="20"/>
+        </w:rPr>
+        <w:t xml:space="preserve">prevede il </w:t>
+      </w:r>
+      <w:r>
+        <w:rPr>
+          <w:i/>
+          <w:iCs/>
+          <w:sz w:val="20"/>
+          <w:szCs w:val="20"/>
+        </w:rPr>
+        <w:t xml:space="preserve">coronamento </w:t>
+      </w:r>
+      <w:r>
+        <w:rPr>
+          <w:i/>
+          <w:iCs/>
+          <w:sz w:val="20"/>
+          <w:szCs w:val="20"/>
+        </w:rPr>
+        <w:t>del matrimonio</w:t>
+      </w:r>
+      <w:r>
+        <w:rPr>
+          <w:sz w:val="20"/>
+          <w:szCs w:val="20"/>
+        </w:rPr>
+        <w:t xml:space="preserve"> o a seguito di divorzio (</w:t>
+      </w:r>
+      <w:r>
+        <w:rPr>
+          <w:sz w:val="20"/>
+          <w:szCs w:val="20"/>
+        </w:rPr>
+        <w:t>laddove è previsto</w:t>
+      </w:r>
+      <w:r>
+        <w:rPr>
+          <w:sz w:val="20"/>
+          <w:szCs w:val="20"/>
+        </w:rPr>
+        <w:t xml:space="preserve">), o più spesso </w:t>
+      </w:r>
+      <w:r>
+        <w:rPr>
+          <w:i/>
+          <w:iCs/>
+          <w:sz w:val="20"/>
+          <w:szCs w:val="20"/>
+        </w:rPr>
+        <w:t>in conseguenza della morte della persona che costituisce un ostacolo</w:t>
+      </w:r>
+      <w:r>
+        <w:rPr>
+          <w:sz w:val="20"/>
+          <w:szCs w:val="20"/>
+        </w:rPr>
+        <w:t xml:space="preserve"> alla felicità delle due “anime gemelle”</w:t>
+      </w:r>
+      <w:r>
+        <w:rPr>
+          <w:sz w:val="20"/>
+          <w:szCs w:val="20"/>
+        </w:rPr>
+        <w:t xml:space="preserve">. In questo caso si tratta della morte di </w:t>
+      </w:r>
+      <w:r>
+        <w:rPr>
+          <w:sz w:val="20"/>
+          <w:szCs w:val="20"/>
+        </w:rPr>
+        <w:t>d</w:t>
+      </w:r>
+      <w:r>
+        <w:rPr>
+          <w:sz w:val="20"/>
+          <w:szCs w:val="20"/>
+        </w:rPr>
+        <w:t xml:space="preserve">on Rodrigo e dello scioglimento del voto </w:t>
+      </w:r>
+      <w:r>
+        <w:rPr>
+          <w:sz w:val="20"/>
+          <w:szCs w:val="20"/>
+        </w:rPr>
+        <w:t xml:space="preserve">di verginità </w:t>
+      </w:r>
+      <w:r>
+        <w:rPr>
+          <w:sz w:val="20"/>
+          <w:szCs w:val="20"/>
+        </w:rPr>
+        <w:t>di Lucia da parte di padre Cristoforo</w:t>
       </w:r>
       <w:r>
         <w:rPr>
@@ -3121,15 +3542,13 @@
         </w:rPr>
         <w:t>.</w:t>
       </w:r>
-    </w:p>
-    <w:p>
-      <w:pPr>
-        <w:jc w:val="both"/>
-        <w:rPr>
-          <w:sz w:val="20"/>
-          <w:szCs w:val="20"/>
-        </w:rPr>
-      </w:pPr>
+      <w:r>
+        <w:rPr>
+          <w:sz w:val="20"/>
+          <w:szCs w:val="20"/>
+        </w:rPr>
+        <w:t xml:space="preserve"> </w:t>
+      </w:r>
     </w:p>
     <w:p>
       <w:pPr>
@@ -3144,25 +3563,163 @@
         <w:rPr>
           <w:sz w:val="20"/>
           <w:szCs w:val="20"/>
+        </w:rPr>
+        <w:t xml:space="preserve">Di Manzoni </w:t>
+      </w:r>
+      <w:r>
+        <w:rPr>
+          <w:sz w:val="20"/>
+          <w:szCs w:val="20"/>
+        </w:rPr>
+        <w:t xml:space="preserve">leggo anche </w:t>
+      </w:r>
+      <w:r>
+        <w:rPr>
+          <w:sz w:val="20"/>
+          <w:szCs w:val="20"/>
+        </w:rPr>
+        <w:t xml:space="preserve">“Il tumulto di S. Martino”, </w:t>
+      </w:r>
+      <w:r>
+        <w:rPr>
+          <w:sz w:val="20"/>
+          <w:szCs w:val="20"/>
+        </w:rPr>
+        <w:t xml:space="preserve">“La notte di Renzo sull’Adda”, </w:t>
+      </w:r>
+      <w:r>
+        <w:rPr>
+          <w:sz w:val="20"/>
+          <w:szCs w:val="20"/>
+        </w:rPr>
+        <w:t>“La conversione dell’Innominato” e “La conclusione del romanzo”.</w:t>
+      </w:r>
+      <w:r>
+        <w:rPr>
+          <w:sz w:val="20"/>
+          <w:szCs w:val="20"/>
+        </w:rPr>
+        <w:t xml:space="preserve"> </w:t>
+      </w:r>
+    </w:p>
+    <w:p>
+      <w:pPr>
+        <w:ind w:left="708"/>
+        <w:jc w:val="both"/>
+        <w:rPr>
+          <w:sz w:val="20"/>
+          <w:szCs w:val="20"/>
+        </w:rPr>
+      </w:pPr>
+    </w:p>
+    <w:p>
+      <w:pPr>
+        <w:ind w:left="708"/>
+        <w:jc w:val="both"/>
+        <w:rPr>
+          <w:sz w:val="20"/>
+          <w:szCs w:val="20"/>
+        </w:rPr>
+      </w:pPr>
+      <w:r>
+        <w:rPr>
+          <w:sz w:val="20"/>
+          <w:szCs w:val="20"/>
           <w:vertAlign w:val="superscript"/>
         </w:rPr>
-        <w:t>3</w:t>
-      </w:r>
-      <w:r>
-        <w:rPr>
-          <w:sz w:val="20"/>
-          <w:szCs w:val="20"/>
-        </w:rPr>
-        <w:t>L’</w:t>
-      </w:r>
-      <w:r>
-        <w:rPr>
-          <w:i/>
-          <w:iCs/>
-          <w:sz w:val="20"/>
-          <w:szCs w:val="20"/>
-        </w:rPr>
-        <w:t>amore</w:t>
+        <w:t>4</w:t>
+      </w:r>
+      <w:r>
+        <w:rPr>
+          <w:sz w:val="20"/>
+          <w:szCs w:val="20"/>
+        </w:rPr>
+        <w:t>La</w:t>
+      </w:r>
+      <w:r>
+        <w:rPr>
+          <w:sz w:val="20"/>
+          <w:szCs w:val="20"/>
+        </w:rPr>
+        <w:t xml:space="preserve"> definizione</w:t>
+      </w:r>
+      <w:r>
+        <w:rPr>
+          <w:sz w:val="20"/>
+          <w:szCs w:val="20"/>
+        </w:rPr>
+        <w:t xml:space="preserve"> di </w:t>
+      </w:r>
+      <w:r>
+        <w:rPr>
+          <w:i/>
+          <w:iCs/>
+          <w:sz w:val="20"/>
+          <w:szCs w:val="20"/>
+        </w:rPr>
+        <w:t>romanzo storico-patriottico</w:t>
+      </w:r>
+      <w:r>
+        <w:rPr>
+          <w:i/>
+          <w:iCs/>
+          <w:sz w:val="20"/>
+          <w:szCs w:val="20"/>
+        </w:rPr>
+        <w:t>,</w:t>
+      </w:r>
+      <w:r>
+        <w:rPr>
+          <w:sz w:val="20"/>
+          <w:szCs w:val="20"/>
+        </w:rPr>
+        <w:t xml:space="preserve"> da </w:t>
+      </w:r>
+      <w:r>
+        <w:rPr>
+          <w:sz w:val="20"/>
+          <w:szCs w:val="20"/>
+        </w:rPr>
+        <w:t>me</w:t>
+      </w:r>
+      <w:r>
+        <w:rPr>
+          <w:sz w:val="20"/>
+          <w:szCs w:val="20"/>
+        </w:rPr>
+        <w:t xml:space="preserve"> adottata anche se insolita, </w:t>
+      </w:r>
+      <w:r>
+        <w:rPr>
+          <w:sz w:val="20"/>
+          <w:szCs w:val="20"/>
+        </w:rPr>
+        <w:t xml:space="preserve">prende spunto da un’osservazione di Carducci, che legge la </w:t>
+      </w:r>
+      <w:r>
+        <w:rPr>
+          <w:i/>
+          <w:iCs/>
+          <w:sz w:val="20"/>
+          <w:szCs w:val="20"/>
+        </w:rPr>
+        <w:t>metafora del matrimonio</w:t>
+      </w:r>
+      <w:r>
+        <w:rPr>
+          <w:sz w:val="20"/>
+          <w:szCs w:val="20"/>
+        </w:rPr>
+        <w:t xml:space="preserve"> come un’allusione politica a quegli ideali risorgimentali che Manzoni aveva espresso in chiaro nelle </w:t>
+      </w:r>
+      <w:r>
+        <w:rPr>
+          <w:i/>
+          <w:iCs/>
+          <w:sz w:val="20"/>
+          <w:szCs w:val="20"/>
+        </w:rPr>
+        <w:t>Odi civili</w:t>
       </w:r>
       <w:r>
         <w:rPr>
@@ -3173,116 +3730,19 @@
       </w:r>
       <w:r>
         <w:rPr>
-          <w:i/>
-          <w:iCs/>
-          <w:sz w:val="20"/>
-          <w:szCs w:val="20"/>
-        </w:rPr>
-        <w:t>romantico</w:t>
-      </w:r>
-      <w:r>
-        <w:rPr>
-          <w:sz w:val="20"/>
-          <w:szCs w:val="20"/>
-        </w:rPr>
-        <w:t xml:space="preserve"> è un amore contrastato per definizione, che </w:t>
-      </w:r>
-      <w:r>
-        <w:rPr>
-          <w:sz w:val="20"/>
-          <w:szCs w:val="20"/>
-        </w:rPr>
-        <w:t xml:space="preserve">prevede il </w:t>
-      </w:r>
-      <w:r>
-        <w:rPr>
-          <w:i/>
-          <w:iCs/>
-          <w:sz w:val="20"/>
-          <w:szCs w:val="20"/>
-        </w:rPr>
-        <w:t xml:space="preserve">coronamento </w:t>
-      </w:r>
-      <w:r>
-        <w:rPr>
-          <w:i/>
-          <w:iCs/>
-          <w:sz w:val="20"/>
-          <w:szCs w:val="20"/>
-        </w:rPr>
-        <w:t>del matrimonio</w:t>
-      </w:r>
-      <w:r>
-        <w:rPr>
-          <w:sz w:val="20"/>
-          <w:szCs w:val="20"/>
-        </w:rPr>
-        <w:t xml:space="preserve"> o a seguito di divorzio (</w:t>
-      </w:r>
-      <w:r>
-        <w:rPr>
-          <w:sz w:val="20"/>
-          <w:szCs w:val="20"/>
-        </w:rPr>
-        <w:t>laddove è previsto</w:t>
-      </w:r>
-      <w:r>
-        <w:rPr>
-          <w:sz w:val="20"/>
-          <w:szCs w:val="20"/>
-        </w:rPr>
-        <w:t xml:space="preserve">), o più spesso </w:t>
-      </w:r>
-      <w:r>
-        <w:rPr>
-          <w:i/>
-          <w:iCs/>
-          <w:sz w:val="20"/>
-          <w:szCs w:val="20"/>
-        </w:rPr>
-        <w:t>in conseguenza della morte della persona che costituisce un ostacolo</w:t>
-      </w:r>
-      <w:r>
-        <w:rPr>
-          <w:sz w:val="20"/>
-          <w:szCs w:val="20"/>
-        </w:rPr>
-        <w:t xml:space="preserve"> alla felicità delle due “anime gemelle”</w:t>
-      </w:r>
-      <w:r>
-        <w:rPr>
-          <w:sz w:val="20"/>
-          <w:szCs w:val="20"/>
-        </w:rPr>
-        <w:t xml:space="preserve">. In questo caso si tratta della morte di </w:t>
-      </w:r>
-      <w:r>
-        <w:rPr>
-          <w:sz w:val="20"/>
-          <w:szCs w:val="20"/>
-        </w:rPr>
-        <w:t>d</w:t>
-      </w:r>
-      <w:r>
-        <w:rPr>
-          <w:sz w:val="20"/>
-          <w:szCs w:val="20"/>
-        </w:rPr>
-        <w:t>on Rodrigo e dello scioglimento del voto di Lucia da parte di padre Cristoforo</w:t>
-      </w:r>
-      <w:r>
-        <w:rPr>
-          <w:sz w:val="20"/>
-          <w:szCs w:val="20"/>
-        </w:rPr>
-        <w:t>.</w:t>
-      </w:r>
-      <w:r>
-        <w:rPr>
-          <w:sz w:val="20"/>
-          <w:szCs w:val="20"/>
-        </w:rPr>
-        <w:t xml:space="preserve"> </w:t>
+          <w:b/>
+          <w:bCs/>
+          <w:sz w:val="20"/>
+          <w:szCs w:val="20"/>
+        </w:rPr>
+        <w:t>(→</w:t>
+      </w:r>
+      <w:r>
+        <w:rPr>
+          <w:sz w:val="20"/>
+          <w:szCs w:val="20"/>
+        </w:rPr>
+        <w:t xml:space="preserve"> “Marzo 1821”).  </w:t>
       </w:r>
     </w:p>
     <w:p>
@@ -3294,206 +3754,18 @@
           <w:szCs w:val="20"/>
         </w:rPr>
       </w:pPr>
-      <w:r>
-        <w:rPr>
-          <w:sz w:val="20"/>
-          <w:szCs w:val="20"/>
-        </w:rPr>
-        <w:t xml:space="preserve">Di Manzoni </w:t>
-      </w:r>
-      <w:r>
-        <w:rPr>
-          <w:sz w:val="20"/>
-          <w:szCs w:val="20"/>
-        </w:rPr>
-        <w:t xml:space="preserve">leggo anche </w:t>
-      </w:r>
-      <w:r>
-        <w:rPr>
-          <w:sz w:val="20"/>
-          <w:szCs w:val="20"/>
-        </w:rPr>
-        <w:t xml:space="preserve">“La notte di Renzo sull’Adda”, </w:t>
-      </w:r>
-      <w:r>
-        <w:rPr>
-          <w:sz w:val="20"/>
-          <w:szCs w:val="20"/>
-        </w:rPr>
-        <w:t xml:space="preserve">“Il tumulto di S. Martino”, </w:t>
-      </w:r>
-      <w:r>
-        <w:rPr>
-          <w:sz w:val="20"/>
-          <w:szCs w:val="20"/>
-        </w:rPr>
-        <w:t>“La conversione dell’Innominato” e “La conclusione del romanzo”.</w:t>
-      </w:r>
-      <w:r>
-        <w:rPr>
-          <w:sz w:val="20"/>
-          <w:szCs w:val="20"/>
-        </w:rPr>
-        <w:t xml:space="preserve"> </w:t>
-      </w:r>
-    </w:p>
-    <w:p>
-      <w:pPr>
-        <w:ind w:left="708"/>
-        <w:jc w:val="both"/>
-        <w:rPr>
-          <w:sz w:val="20"/>
-          <w:szCs w:val="20"/>
-        </w:rPr>
-      </w:pPr>
-    </w:p>
-    <w:p>
-      <w:pPr>
-        <w:ind w:left="708"/>
-        <w:jc w:val="both"/>
-        <w:rPr>
-          <w:sz w:val="20"/>
-          <w:szCs w:val="20"/>
-        </w:rPr>
-      </w:pPr>
-      <w:r>
-        <w:rPr>
-          <w:sz w:val="20"/>
-          <w:szCs w:val="20"/>
-          <w:vertAlign w:val="superscript"/>
-        </w:rPr>
-        <w:t>4</w:t>
-      </w:r>
-      <w:r>
-        <w:rPr>
-          <w:sz w:val="20"/>
-          <w:szCs w:val="20"/>
-        </w:rPr>
-        <w:t>La</w:t>
-      </w:r>
-      <w:r>
-        <w:rPr>
-          <w:sz w:val="20"/>
-          <w:szCs w:val="20"/>
-        </w:rPr>
-        <w:t xml:space="preserve"> definizione</w:t>
-      </w:r>
-      <w:r>
-        <w:rPr>
-          <w:sz w:val="20"/>
-          <w:szCs w:val="20"/>
-        </w:rPr>
-        <w:t xml:space="preserve"> di </w:t>
-      </w:r>
-      <w:r>
-        <w:rPr>
-          <w:i/>
-          <w:iCs/>
-          <w:sz w:val="20"/>
-          <w:szCs w:val="20"/>
-        </w:rPr>
-        <w:t>romanzo storico-patriottico</w:t>
-      </w:r>
-      <w:r>
-        <w:rPr>
-          <w:sz w:val="20"/>
-          <w:szCs w:val="20"/>
-        </w:rPr>
-        <w:t xml:space="preserve"> da </w:t>
-      </w:r>
-      <w:r>
-        <w:rPr>
-          <w:sz w:val="20"/>
-          <w:szCs w:val="20"/>
-        </w:rPr>
-        <w:t>me</w:t>
-      </w:r>
-      <w:r>
-        <w:rPr>
-          <w:sz w:val="20"/>
-          <w:szCs w:val="20"/>
-        </w:rPr>
-        <w:t xml:space="preserve"> adottata, anche se insolita, </w:t>
-      </w:r>
-      <w:r>
-        <w:rPr>
-          <w:sz w:val="20"/>
-          <w:szCs w:val="20"/>
-        </w:rPr>
-        <w:t xml:space="preserve">prende spunto da un’osservazione di Carducci, che legge la </w:t>
-      </w:r>
-      <w:r>
-        <w:rPr>
-          <w:i/>
-          <w:iCs/>
-          <w:sz w:val="20"/>
-          <w:szCs w:val="20"/>
-        </w:rPr>
-        <w:t>metafora del matrimonio</w:t>
-      </w:r>
-      <w:r>
-        <w:rPr>
-          <w:sz w:val="20"/>
-          <w:szCs w:val="20"/>
-        </w:rPr>
-        <w:t xml:space="preserve"> come un’allusione politica a quegli ideali risorgimentali che Manzoni aveva espresso in chiaro nelle </w:t>
-      </w:r>
-      <w:r>
-        <w:rPr>
-          <w:i/>
-          <w:iCs/>
-          <w:sz w:val="20"/>
-          <w:szCs w:val="20"/>
-        </w:rPr>
-        <w:t>Odi civili</w:t>
-      </w:r>
-      <w:r>
-        <w:rPr>
-          <w:sz w:val="20"/>
-          <w:szCs w:val="20"/>
-        </w:rPr>
-        <w:t xml:space="preserve"> </w:t>
-      </w:r>
-      <w:r>
-        <w:rPr>
-          <w:b/>
-          <w:bCs/>
-          <w:sz w:val="20"/>
-          <w:szCs w:val="20"/>
-        </w:rPr>
-        <w:t>(→</w:t>
-      </w:r>
-      <w:r>
-        <w:rPr>
-          <w:sz w:val="20"/>
-          <w:szCs w:val="20"/>
-        </w:rPr>
-        <w:t xml:space="preserve"> “Marzo 1821”).  </w:t>
-      </w:r>
-    </w:p>
-    <w:p>
-      <w:pPr>
-        <w:ind w:left="708"/>
-        <w:jc w:val="both"/>
-        <w:rPr>
-          <w:sz w:val="20"/>
-          <w:szCs w:val="20"/>
-        </w:rPr>
-      </w:pPr>
-    </w:p>
-    <w:p>
-      <w:pPr>
-        <w:ind w:left="708"/>
-        <w:jc w:val="both"/>
-        <w:rPr>
-          <w:sz w:val="20"/>
-          <w:szCs w:val="20"/>
-        </w:rPr>
-      </w:pPr>
-    </w:p>
-    <w:p>
-      <w:pPr>
-        <w:ind w:left="708"/>
+    </w:p>
+    <w:p>
+      <w:pPr>
+        <w:jc w:val="both"/>
+        <w:rPr>
+          <w:sz w:val="20"/>
+          <w:szCs w:val="20"/>
+        </w:rPr>
+      </w:pPr>
+    </w:p>
+    <w:p>
+      <w:pPr>
         <w:jc w:val="both"/>
         <w:rPr>
           <w:sz w:val="20"/>
@@ -3517,9 +3789,9 @@
           <w:szCs w:val="20"/>
         </w:rPr>
         <w:drawing>
-          <wp:inline distT="0" distB="0" distL="0" distR="0" wp14:anchorId="17DD1B53" wp14:editId="610518D6">
-            <wp:extent cx="4250254" cy="3214370"/>
-            <wp:effectExtent l="0" t="0" r="0" b="5080"/>
+          <wp:inline distT="0" distB="0" distL="0" distR="0" wp14:anchorId="17DD1B53" wp14:editId="23CDD203">
+            <wp:extent cx="3649993" cy="2760406"/>
+            <wp:effectExtent l="0" t="0" r="7620" b="1905"/>
             <wp:docPr id="743064842" name="Immagine 1"/>
             <wp:cNvGraphicFramePr>
               <a:graphicFrameLocks xmlns:a="http://schemas.openxmlformats.org/drawingml/2006/main" noChangeAspect="1"/>
@@ -3549,7 +3821,7 @@
                   <pic:spPr bwMode="auto">
                     <a:xfrm>
                       <a:off x="0" y="0"/>
-                      <a:ext cx="4283743" cy="3239697"/>
+                      <a:ext cx="3716782" cy="2810917"/>
                     </a:xfrm>
                     <a:prstGeom prst="rect">
                       <a:avLst/>
@@ -3578,15 +3850,6 @@
     </w:p>
     <w:p>
       <w:pPr>
-        <w:jc w:val="both"/>
-        <w:rPr>
-          <w:sz w:val="20"/>
-          <w:szCs w:val="20"/>
-        </w:rPr>
-      </w:pPr>
-    </w:p>
-    <w:p>
-      <w:pPr>
         <w:ind w:left="708"/>
         <w:jc w:val="both"/>
         <w:rPr>
@@ -3594,6 +3857,16 @@
           <w:szCs w:val="20"/>
         </w:rPr>
       </w:pPr>
+    </w:p>
+    <w:p>
+      <w:pPr>
+        <w:ind w:left="708"/>
+        <w:jc w:val="both"/>
+        <w:rPr>
+          <w:sz w:val="20"/>
+          <w:szCs w:val="20"/>
+        </w:rPr>
+      </w:pPr>
       <w:r>
         <w:rPr>
           <w:sz w:val="20"/>
@@ -3675,6 +3948,7 @@
       </w:r>
     </w:p>
     <w:sectPr>
+      <w:headerReference w:type="default" r:id="rId9"/>
       <w:pgSz w:w="11906" w:h="16838"/>
       <w:pgMar w:top="1417" w:right="1134" w:bottom="1134" w:left="1134" w:header="708" w:footer="708" w:gutter="0"/>
       <w:pgBorders w:offsetFrom="page">
@@ -3726,6 +4000,59 @@
     </w:p>
   </w:footnote>
 </w:footnotes>
+</file>
+
+<file path=word/header1.xml><?xml version="1.0" encoding="utf-8"?>
+<w:hdr xmlns:wpc="http://schemas.microsoft.com/office/word/2010/wordprocessingCanvas" xmlns:cx="http://schemas.microsoft.com/office/drawing/2014/chartex" xmlns:cx1="http://schemas.microsoft.com/office/drawing/2015/9/8/chartex" xmlns:cx2="http://schemas.microsoft.com/office/drawing/2015/10/21/chartex" xmlns:cx3="http://schemas.microsoft.com/office/drawing/2016/5/9/chartex" xmlns:cx4="http://schemas.microsoft.com/office/drawing/2016/5/10/chartex" xmlns:cx5="http://schemas.microsoft.com/office/drawing/2016/5/11/chartex" xmlns:cx6="http://schemas.microsoft.com/office/drawing/2016/5/12/chartex" xmlns:cx7="http://schemas.microsoft.com/office/drawing/2016/5/13/chartex" xmlns:cx8="http://schemas.microsoft.com/office/drawing/2016/5/14/chartex" xmlns:mc="http://schemas.openxmlformats.org/markup-compatibility/2006" xmlns:aink="http://schemas.microsoft.com/office/drawing/2016/ink" xmlns:am3d="http://schemas.microsoft.com/office/drawing/2017/model3d" xmlns:o="urn:schemas-microsoft-com:office:office" xmlns:oel="http://schemas.microsoft.com/office/2019/extlst" xmlns:r="http://schemas.openxmlformats.org/officeDocument/2006/relationships" xmlns:m="http://schemas.openxmlformats.org/officeDocument/2006/math" xmlns:v="urn:schemas-microsoft-com:vml" xmlns:wp14="http://schemas.microsoft.com/office/word/2010/wordprocessingDrawing" xmlns:wp="http://schemas.openxmlformats.org/drawingml/2006/wordprocessingDrawing" xmlns:w10="urn:schemas-microsoft-com:office:word" xmlns:w="http://schemas.openxmlformats.org/wordprocessingml/2006/main" xmlns:w14="http://schemas.microsoft.com/office/word/2010/wordml" xmlns:w15="http://schemas.microsoft.com/office/word/2012/wordml" xmlns:w16cex="http://schemas.microsoft.com/office/word/2018/wordml/cex" xmlns:w16cid="http://schemas.microsoft.com/office/word/2016/wordml/cid" xmlns:w16="http://schemas.microsoft.com/office/word/2018/wordml" xmlns:w16du="http://schemas.microsoft.com/office/word/2023/wordml/word16du" xmlns:w16sdtdh="http://schemas.microsoft.com/office/word/2020/wordml/sdtdatahash" xmlns:w16sdtfl="http://schemas.microsoft.com/office/word/2024/wordml/sdtformatlock" xmlns:w16se="http://schemas.microsoft.com/office/word/2015/wordml/symex" xmlns:wpg="http://schemas.microsoft.com/office/word/2010/wordprocessingGroup" xmlns:wpi="http://schemas.microsoft.com/office/word/2010/wordprocessingInk" xmlns:wne="http://schemas.microsoft.com/office/word/2006/wordml" xmlns:wps="http://schemas.microsoft.com/office/word/2010/wordprocessingShape" mc:Ignorable="w14 w15 w16se w16cid w16 w16cex w16sdtdh w16sdtfl w16du wp14">
+  <w:sdt>
+    <w:sdtPr>
+      <w:rPr>
+        <w:color w:val="0070C0"/>
+      </w:rPr>
+      <w:alias w:val="Autore"/>
+      <w:tag w:val=""/>
+      <w:id w:val="-952397527"/>
+      <w:placeholder>
+        <w:docPart w:val="0B2404BC4A124E42A0A866FD2177D96B"/>
+      </w:placeholder>
+      <w:dataBinding w:prefixMappings="xmlns:ns0='http://purl.org/dc/elements/1.1/' xmlns:ns1='http://schemas.openxmlformats.org/package/2006/metadata/core-properties' " w:xpath="/ns1:coreProperties[1]/ns0:creator[1]" w:storeItemID="{6C3C8BC8-F283-45AE-878A-BAB7291924A1}"/>
+      <w:text/>
+    </w:sdtPr>
+    <w:sdtContent>
+      <w:p>
+        <w:pPr>
+          <w:pStyle w:val="Intestazione"/>
+          <w:jc w:val="center"/>
+          <w:rPr>
+            <w:color w:val="4472C4" w:themeColor="accent1"/>
+            <w:sz w:val="20"/>
+          </w:rPr>
+        </w:pPr>
+        <w:r>
+          <w:rPr>
+            <w:color w:val="0070C0"/>
+          </w:rPr>
+          <w:t>Prof.ssa Silvana Cherubini</w:t>
+        </w:r>
+      </w:p>
+    </w:sdtContent>
+  </w:sdt>
+  <w:p>
+    <w:pPr>
+      <w:pStyle w:val="Intestazione"/>
+      <w:jc w:val="center"/>
+      <w:rPr>
+        <w:color w:val="0070C0"/>
+      </w:rPr>
+    </w:pPr>
+    <w:r>
+      <w:rPr>
+        <w:color w:val="0070C0"/>
+      </w:rPr>
+      <w:t>PASSEGGIATE NEI BOSCHI LETTERARI</w:t>
+    </w:r>
+  </w:p>
+</w:hdr>
 </file>
 
 <file path=word/numbering.xml><?xml version="1.0" encoding="utf-8"?>
@@ -4397,6 +4724,558 @@
 </w:styles>
 </file>
 
+<file path=word/glossary/document.xml><?xml version="1.0" encoding="utf-8"?>
+<w:glossaryDocument xmlns:wpc="http://schemas.microsoft.com/office/word/2010/wordprocessingCanvas" xmlns:cx="http://schemas.microsoft.com/office/drawing/2014/chartex" xmlns:cx1="http://schemas.microsoft.com/office/drawing/2015/9/8/chartex" xmlns:cx2="http://schemas.microsoft.com/office/drawing/2015/10/21/chartex" xmlns:cx3="http://schemas.microsoft.com/office/drawing/2016/5/9/chartex" xmlns:cx4="http://schemas.microsoft.com/office/drawing/2016/5/10/chartex" xmlns:cx5="http://schemas.microsoft.com/office/drawing/2016/5/11/chartex" xmlns:cx6="http://schemas.microsoft.com/office/drawing/2016/5/12/chartex" xmlns:cx7="http://schemas.microsoft.com/office/drawing/2016/5/13/chartex" xmlns:cx8="http://schemas.microsoft.com/office/drawing/2016/5/14/chartex" xmlns:mc="http://schemas.openxmlformats.org/markup-compatibility/2006" xmlns:aink="http://schemas.microsoft.com/office/drawing/2016/ink" xmlns:am3d="http://schemas.microsoft.com/office/drawing/2017/model3d" xmlns:o="urn:schemas-microsoft-com:office:office" xmlns:oel="http://schemas.microsoft.com/office/2019/extlst" xmlns:r="http://schemas.openxmlformats.org/officeDocument/2006/relationships" xmlns:m="http://schemas.openxmlformats.org/officeDocument/2006/math" xmlns:v="urn:schemas-microsoft-com:vml" xmlns:wp14="http://schemas.microsoft.com/office/word/2010/wordprocessingDrawing" xmlns:wp="http://schemas.openxmlformats.org/drawingml/2006/wordprocessingDrawing" xmlns:w10="urn:schemas-microsoft-com:office:word" xmlns:w="http://schemas.openxmlformats.org/wordprocessingml/2006/main" xmlns:w14="http://schemas.microsoft.com/office/word/2010/wordml" xmlns:w15="http://schemas.microsoft.com/office/word/2012/wordml" xmlns:w16cex="http://schemas.microsoft.com/office/word/2018/wordml/cex" xmlns:w16cid="http://schemas.microsoft.com/office/word/2016/wordml/cid" xmlns:w16="http://schemas.microsoft.com/office/word/2018/wordml" xmlns:w16du="http://schemas.microsoft.com/office/word/2023/wordml/word16du" xmlns:w16sdtdh="http://schemas.microsoft.com/office/word/2020/wordml/sdtdatahash" xmlns:w16sdtfl="http://schemas.microsoft.com/office/word/2024/wordml/sdtformatlock" xmlns:w16se="http://schemas.microsoft.com/office/word/2015/wordml/symex" xmlns:wpg="http://schemas.microsoft.com/office/word/2010/wordprocessingGroup" xmlns:wpi="http://schemas.microsoft.com/office/word/2010/wordprocessingInk" xmlns:wne="http://schemas.microsoft.com/office/word/2006/wordml" xmlns:wps="http://schemas.microsoft.com/office/word/2010/wordprocessingShape" mc:Ignorable="w14 w15 w16se w16cid w16 w16cex w16sdtdh w16sdtfl w16du wp14">
+  <w:docParts>
+    <w:docPart>
+      <w:docPartPr>
+        <w:name w:val="0B2404BC4A124E42A0A866FD2177D96B"/>
+        <w:category>
+          <w:name w:val="Generale"/>
+          <w:gallery w:val="placeholder"/>
+        </w:category>
+        <w:types>
+          <w:type w:val="bbPlcHdr"/>
+        </w:types>
+        <w:behaviors>
+          <w:behavior w:val="content"/>
+        </w:behaviors>
+        <w:guid w:val="{C40A2457-1374-4D7E-95A5-48CE29685857}"/>
+      </w:docPartPr>
+      <w:docPartBody>
+        <w:p>
+          <w:pPr>
+            <w:pStyle w:val="0B2404BC4A124E42A0A866FD2177D96B"/>
+          </w:pPr>
+          <w:r>
+            <w:rPr>
+              <w:color w:val="4472C4" w:themeColor="accent1"/>
+              <w:sz w:val="20"/>
+              <w:szCs w:val="20"/>
+            </w:rPr>
+            <w:t>[Nome dell'autore]</w:t>
+          </w:r>
+        </w:p>
+      </w:docPartBody>
+    </w:docPart>
+  </w:docParts>
+</w:glossaryDocument>
+</file>
+
+<file path=word/glossary/fontTable.xml><?xml version="1.0" encoding="utf-8"?>
+<w:fonts xmlns:mc="http://schemas.openxmlformats.org/markup-compatibility/2006" xmlns:r="http://schemas.openxmlformats.org/officeDocument/2006/relationships" xmlns:w="http://schemas.openxmlformats.org/wordprocessingml/2006/main" xmlns:w14="http://schemas.microsoft.com/office/word/2010/wordml" xmlns:w15="http://schemas.microsoft.com/office/word/2012/wordml" xmlns:w16cex="http://schemas.microsoft.com/office/word/2018/wordml/cex" xmlns:w16cid="http://schemas.microsoft.com/office/word/2016/wordml/cid" xmlns:w16="http://schemas.microsoft.com/office/word/2018/wordml" xmlns:w16du="http://schemas.microsoft.com/office/word/2023/wordml/word16du" xmlns:w16sdtdh="http://schemas.microsoft.com/office/word/2020/wordml/sdtdatahash" xmlns:w16sdtfl="http://schemas.microsoft.com/office/word/2024/wordml/sdtformatlock" xmlns:w16se="http://schemas.microsoft.com/office/word/2015/wordml/symex" mc:Ignorable="w14 w15 w16se w16cid w16 w16cex w16sdtdh w16sdtfl w16du">
+  <w:font w:name="Times New Roman">
+    <w:panose1 w:val="02020603050405020304"/>
+    <w:charset w:val="00"/>
+    <w:family w:val="roman"/>
+    <w:pitch w:val="variable"/>
+    <w:sig w:usb0="E0002EFF" w:usb1="C000785B" w:usb2="00000009" w:usb3="00000000" w:csb0="000001FF" w:csb1="00000000"/>
+  </w:font>
+  <w:font w:name="Calibri">
+    <w:panose1 w:val="020F0502020204030204"/>
+    <w:charset w:val="00"/>
+    <w:family w:val="swiss"/>
+    <w:pitch w:val="variable"/>
+    <w:sig w:usb0="E4002EFF" w:usb1="C200247B" w:usb2="00000009" w:usb3="00000000" w:csb0="000001FF" w:csb1="00000000"/>
+  </w:font>
+  <w:font w:name="Calibri Light">
+    <w:panose1 w:val="020F0302020204030204"/>
+    <w:charset w:val="00"/>
+    <w:family w:val="swiss"/>
+    <w:pitch w:val="variable"/>
+    <w:sig w:usb0="E4002EFF" w:usb1="C200247B" w:usb2="00000009" w:usb3="00000000" w:csb0="000001FF" w:csb1="00000000"/>
+  </w:font>
+</w:fonts>
+</file>
+
+<file path=word/glossary/settings.xml><?xml version="1.0" encoding="utf-8"?>
+<w:settings xmlns:mc="http://schemas.openxmlformats.org/markup-compatibility/2006" xmlns:o="urn:schemas-microsoft-com:office:office" xmlns:r="http://schemas.openxmlformats.org/officeDocument/2006/relationships" xmlns:m="http://schemas.openxmlformats.org/officeDocument/2006/math" xmlns:v="urn:schemas-microsoft-com:vml" xmlns:w10="urn:schemas-microsoft-com:office:word" xmlns:w="http://schemas.openxmlformats.org/wordprocessingml/2006/main" xmlns:w14="http://schemas.microsoft.com/office/word/2010/wordml" xmlns:w15="http://schemas.microsoft.com/office/word/2012/wordml" xmlns:w16cex="http://schemas.microsoft.com/office/word/2018/wordml/cex" xmlns:w16cid="http://schemas.microsoft.com/office/word/2016/wordml/cid" xmlns:w16="http://schemas.microsoft.com/office/word/2018/wordml" xmlns:w16du="http://schemas.microsoft.com/office/word/2023/wordml/word16du" xmlns:w16sdtdh="http://schemas.microsoft.com/office/word/2020/wordml/sdtdatahash" xmlns:w16sdtfl="http://schemas.microsoft.com/office/word/2024/wordml/sdtformatlock" xmlns:w16se="http://schemas.microsoft.com/office/word/2015/wordml/symex" xmlns:sl="http://schemas.openxmlformats.org/schemaLibrary/2006/main" mc:Ignorable="w14 w15 w16se w16cid w16 w16cex w16sdtdh w16sdtfl w16du">
+  <w:view w:val="normal"/>
+  <w:revisionView w:insDel="0" w:inkAnnotations="0"/>
+  <w:defaultTabStop w:val="708"/>
+  <w:hyphenationZone w:val="283"/>
+  <w:characterSpacingControl w:val="doNotCompress"/>
+  <w:compat>
+    <w:useFELayout/>
+    <w:compatSetting w:name="compatibilityMode" w:uri="http://schemas.microsoft.com/office/word" w:val="15"/>
+    <w:compatSetting w:name="overrideTableStyleFontSizeAndJustification" w:uri="http://schemas.microsoft.com/office/word" w:val="1"/>
+    <w:compatSetting w:name="enableOpenTypeFeatures" w:uri="http://schemas.microsoft.com/office/word" w:val="1"/>
+    <w:compatSetting w:name="doNotFlipMirrorIndents" w:uri="http://schemas.microsoft.com/office/word" w:val="1"/>
+    <w:compatSetting w:name="differentiateMultirowTableHeaders" w:uri="http://schemas.microsoft.com/office/word" w:val="1"/>
+    <w:compatSetting w:name="useWord2013TrackBottomHyphenation" w:uri="http://schemas.microsoft.com/office/word" w:val="0"/>
+  </w:compat>
+  <w:rsids>
+    <w:rsidRoot w:val="0075053E"/>
+    <w:rsid w:val="000073BF"/>
+    <w:rsid w:val="00314A22"/>
+    <w:rsid w:val="006914E8"/>
+    <w:rsid w:val="0075053E"/>
+    <w:rsid w:val="009D31C1"/>
+    <w:rsid w:val="00F1279D"/>
+  </w:rsids>
+  <m:mathPr>
+    <m:mathFont m:val="Cambria Math"/>
+    <m:brkBin m:val="before"/>
+    <m:brkBinSub m:val="--"/>
+    <m:smallFrac m:val="0"/>
+    <m:dispDef/>
+    <m:lMargin m:val="0"/>
+    <m:rMargin m:val="0"/>
+    <m:defJc m:val="centerGroup"/>
+    <m:wrapIndent m:val="1440"/>
+    <m:intLim m:val="subSup"/>
+    <m:naryLim m:val="undOvr"/>
+  </m:mathPr>
+  <w:themeFontLang w:val="it-IT"/>
+  <w:clrSchemeMapping w:bg1="light1" w:t1="dark1" w:bg2="light2" w:t2="dark2" w:accent1="accent1" w:accent2="accent2" w:accent3="accent3" w:accent4="accent4" w:accent5="accent5" w:accent6="accent6" w:hyperlink="hyperlink" w:followedHyperlink="followedHyperlink"/>
+  <w:decimalSymbol w:val=","/>
+  <w:listSeparator w:val=";"/>
+  <w15:chartTrackingRefBased/>
+</w:settings>
+</file>
+
+<file path=word/glossary/styles.xml><?xml version="1.0" encoding="utf-8"?>
+<w:styles xmlns:mc="http://schemas.openxmlformats.org/markup-compatibility/2006" xmlns:r="http://schemas.openxmlformats.org/officeDocument/2006/relationships" xmlns:w="http://schemas.openxmlformats.org/wordprocessingml/2006/main" xmlns:w14="http://schemas.microsoft.com/office/word/2010/wordml" xmlns:w15="http://schemas.microsoft.com/office/word/2012/wordml" xmlns:w16cex="http://schemas.microsoft.com/office/word/2018/wordml/cex" xmlns:w16cid="http://schemas.microsoft.com/office/word/2016/wordml/cid" xmlns:w16="http://schemas.microsoft.com/office/word/2018/wordml" xmlns:w16du="http://schemas.microsoft.com/office/word/2023/wordml/word16du" xmlns:w16sdtdh="http://schemas.microsoft.com/office/word/2020/wordml/sdtdatahash" xmlns:w16sdtfl="http://schemas.microsoft.com/office/word/2024/wordml/sdtformatlock" xmlns:w16se="http://schemas.microsoft.com/office/word/2015/wordml/symex" mc:Ignorable="w14 w15 w16se w16cid w16 w16cex w16sdtdh w16sdtfl w16du">
+  <w:docDefaults>
+    <w:rPrDefault>
+      <w:rPr>
+        <w:rFonts w:asciiTheme="minorHAnsi" w:eastAsiaTheme="minorEastAsia" w:hAnsiTheme="minorHAnsi" w:cstheme="minorBidi"/>
+        <w:kern w:val="2"/>
+        <w:sz w:val="24"/>
+        <w:szCs w:val="24"/>
+        <w:lang w:val="it-IT" w:eastAsia="it-IT" w:bidi="ar-SA"/>
+        <w14:ligatures w14:val="standardContextual"/>
+      </w:rPr>
+    </w:rPrDefault>
+    <w:pPrDefault>
+      <w:pPr>
+        <w:spacing w:after="160" w:line="278" w:lineRule="auto"/>
+      </w:pPr>
+    </w:pPrDefault>
+  </w:docDefaults>
+  <w:latentStyles w:defLockedState="0" w:defUIPriority="99" w:defSemiHidden="0" w:defUnhideWhenUsed="0" w:defQFormat="0" w:count="376">
+    <w:lsdException w:name="Normal" w:uiPriority="0" w:qFormat="1"/>
+    <w:lsdException w:name="heading 1" w:uiPriority="9" w:qFormat="1"/>
+    <w:lsdException w:name="heading 2" w:semiHidden="1" w:uiPriority="9" w:unhideWhenUsed="1" w:qFormat="1"/>
+    <w:lsdException w:name="heading 3" w:semiHidden="1" w:uiPriority="9" w:unhideWhenUsed="1" w:qFormat="1"/>
+    <w:lsdException w:name="heading 4" w:semiHidden="1" w:uiPriority="9" w:unhideWhenUsed="1" w:qFormat="1"/>
+    <w:lsdException w:name="heading 5" w:semiHidden="1" w:uiPriority="9" w:unhideWhenUsed="1" w:qFormat="1"/>
+    <w:lsdException w:name="heading 6" w:semiHidden="1" w:uiPriority="9" w:unhideWhenUsed="1" w:qFormat="1"/>
+    <w:lsdException w:name="heading 7" w:semiHidden="1" w:uiPriority="9" w:unhideWhenUsed="1" w:qFormat="1"/>
+    <w:lsdException w:name="heading 8" w:semiHidden="1" w:uiPriority="9" w:unhideWhenUsed="1" w:qFormat="1"/>
+    <w:lsdException w:name="heading 9" w:semiHidden="1" w:uiPriority="9" w:unhideWhenUsed="1" w:qFormat="1"/>
+    <w:lsdException w:name="index 1" w:semiHidden="1" w:unhideWhenUsed="1"/>
+    <w:lsdException w:name="index 2" w:semiHidden="1" w:unhideWhenUsed="1"/>
+    <w:lsdException w:name="index 3" w:semiHidden="1" w:unhideWhenUsed="1"/>
+    <w:lsdException w:name="index 4" w:semiHidden="1" w:unhideWhenUsed="1"/>
+    <w:lsdException w:name="index 5" w:semiHidden="1" w:unhideWhenUsed="1"/>
+    <w:lsdException w:name="index 6" w:semiHidden="1" w:unhideWhenUsed="1"/>
+    <w:lsdException w:name="index 7" w:semiHidden="1" w:unhideWhenUsed="1"/>
+    <w:lsdException w:name="index 8" w:semiHidden="1" w:unhideWhenUsed="1"/>
+    <w:lsdException w:name="index 9" w:semiHidden="1" w:unhideWhenUsed="1"/>
+    <w:lsdException w:name="toc 1" w:semiHidden="1" w:uiPriority="39" w:unhideWhenUsed="1"/>
+    <w:lsdException w:name="toc 2" w:semiHidden="1" w:uiPriority="39" w:unhideWhenUsed="1"/>
+    <w:lsdException w:name="toc 3" w:semiHidden="1" w:uiPriority="39" w:unhideWhenUsed="1"/>
+    <w:lsdException w:name="toc 4" w:semiHidden="1" w:uiPriority="39" w:unhideWhenUsed="1"/>
+    <w:lsdException w:name="toc 5" w:semiHidden="1" w:uiPriority="39" w:unhideWhenUsed="1"/>
+    <w:lsdException w:name="toc 6" w:semiHidden="1" w:uiPriority="39" w:unhideWhenUsed="1"/>
+    <w:lsdException w:name="toc 7" w:semiHidden="1" w:uiPriority="39" w:unhideWhenUsed="1"/>
+    <w:lsdException w:name="toc 8" w:semiHidden="1" w:uiPriority="39" w:unhideWhenUsed="1"/>
+    <w:lsdException w:name="toc 9" w:semiHidden="1" w:uiPriority="39" w:unhideWhenUsed="1"/>
+    <w:lsdException w:name="Normal Indent" w:semiHidden="1" w:unhideWhenUsed="1"/>
+    <w:lsdException w:name="footnote text" w:semiHidden="1" w:unhideWhenUsed="1"/>
+    <w:lsdException w:name="annotation text" w:semiHidden="1" w:unhideWhenUsed="1"/>
+    <w:lsdException w:name="header" w:semiHidden="1" w:unhideWhenUsed="1"/>
+    <w:lsdException w:name="footer" w:semiHidden="1" w:unhideWhenUsed="1"/>
+    <w:lsdException w:name="index heading" w:semiHidden="1" w:unhideWhenUsed="1"/>
+    <w:lsdException w:name="caption" w:semiHidden="1" w:uiPriority="35" w:unhideWhenUsed="1" w:qFormat="1"/>
+    <w:lsdException w:name="table of figures" w:semiHidden="1" w:unhideWhenUsed="1"/>
+    <w:lsdException w:name="envelope address" w:semiHidden="1" w:unhideWhenUsed="1"/>
+    <w:lsdException w:name="envelope return" w:semiHidden="1" w:unhideWhenUsed="1"/>
+    <w:lsdException w:name="footnote reference" w:semiHidden="1" w:unhideWhenUsed="1"/>
+    <w:lsdException w:name="annotation reference" w:semiHidden="1" w:unhideWhenUsed="1"/>
+    <w:lsdException w:name="line number" w:semiHidden="1" w:unhideWhenUsed="1"/>
+    <w:lsdException w:name="page number" w:semiHidden="1" w:unhideWhenUsed="1"/>
+    <w:lsdException w:name="endnote reference" w:semiHidden="1" w:unhideWhenUsed="1"/>
+    <w:lsdException w:name="endnote text" w:semiHidden="1" w:unhideWhenUsed="1"/>
+    <w:lsdException w:name="table of authorities" w:semiHidden="1" w:unhideWhenUsed="1"/>
+    <w:lsdException w:name="macro" w:semiHidden="1" w:unhideWhenUsed="1"/>
+    <w:lsdException w:name="toa heading" w:semiHidden="1" w:unhideWhenUsed="1"/>
+    <w:lsdException w:name="List" w:semiHidden="1" w:unhideWhenUsed="1"/>
+    <w:lsdException w:name="List Bullet" w:semiHidden="1" w:unhideWhenUsed="1"/>
+    <w:lsdException w:name="List Number" w:semiHidden="1" w:unhideWhenUsed="1"/>
+    <w:lsdException w:name="List 2" w:semiHidden="1" w:unhideWhenUsed="1"/>
+    <w:lsdException w:name="List 3" w:semiHidden="1" w:unhideWhenUsed="1"/>
+    <w:lsdException w:name="List 4" w:semiHidden="1" w:unhideWhenUsed="1"/>
+    <w:lsdException w:name="List 5" w:semiHidden="1" w:unhideWhenUsed="1"/>
+    <w:lsdException w:name="List Bullet 2" w:semiHidden="1" w:unhideWhenUsed="1"/>
+    <w:lsdException w:name="List Bullet 3" w:semiHidden="1" w:unhideWhenUsed="1"/>
+    <w:lsdException w:name="List Bullet 4" w:semiHidden="1" w:unhideWhenUsed="1"/>
+    <w:lsdException w:name="List Bullet 5" w:semiHidden="1" w:unhideWhenUsed="1"/>
+    <w:lsdException w:name="List Number 2" w:semiHidden="1" w:unhideWhenUsed="1"/>
+    <w:lsdException w:name="List Number 3" w:semiHidden="1" w:unhideWhenUsed="1"/>
+    <w:lsdException w:name="List Number 4" w:semiHidden="1" w:unhideWhenUsed="1"/>
+    <w:lsdException w:name="List Number 5" w:semiHidden="1" w:unhideWhenUsed="1"/>
+    <w:lsdException w:name="Title" w:uiPriority="10" w:qFormat="1"/>
+    <w:lsdException w:name="Closing" w:semiHidden="1" w:unhideWhenUsed="1"/>
+    <w:lsdException w:name="Signature" w:semiHidden="1" w:unhideWhenUsed="1"/>
+    <w:lsdException w:name="Default Paragraph Font" w:semiHidden="1" w:uiPriority="1" w:unhideWhenUsed="1"/>
+    <w:lsdException w:name="Body Text" w:semiHidden="1" w:unhideWhenUsed="1"/>
+    <w:lsdException w:name="Body Text Indent" w:semiHidden="1" w:unhideWhenUsed="1"/>
+    <w:lsdException w:name="List Continue" w:semiHidden="1" w:unhideWhenUsed="1"/>
+    <w:lsdException w:name="List Continue 2" w:semiHidden="1" w:unhideWhenUsed="1"/>
+    <w:lsdException w:name="List Continue 3" w:semiHidden="1" w:unhideWhenUsed="1"/>
+    <w:lsdException w:name="List Continue 4" w:semiHidden="1" w:unhideWhenUsed="1"/>
+    <w:lsdException w:name="List Continue 5" w:semiHidden="1" w:unhideWhenUsed="1"/>
+    <w:lsdException w:name="Message Header" w:semiHidden="1" w:unhideWhenUsed="1"/>
+    <w:lsdException w:name="Subtitle" w:uiPriority="11" w:qFormat="1"/>
+    <w:lsdException w:name="Salutation" w:semiHidden="1" w:unhideWhenUsed="1"/>
+    <w:lsdException w:name="Date" w:semiHidden="1" w:unhideWhenUsed="1"/>
+    <w:lsdException w:name="Body Text First Indent" w:semiHidden="1" w:unhideWhenUsed="1"/>
+    <w:lsdException w:name="Body Text First Indent 2" w:semiHidden="1" w:unhideWhenUsed="1"/>
+    <w:lsdException w:name="Note Heading" w:semiHidden="1" w:unhideWhenUsed="1"/>
+    <w:lsdException w:name="Body Text 2" w:semiHidden="1" w:unhideWhenUsed="1"/>
+    <w:lsdException w:name="Body Text 3" w:semiHidden="1" w:unhideWhenUsed="1"/>
+    <w:lsdException w:name="Body Text Indent 2" w:semiHidden="1" w:unhideWhenUsed="1"/>
+    <w:lsdException w:name="Body Text Indent 3" w:semiHidden="1" w:unhideWhenUsed="1"/>
+    <w:lsdException w:name="Block Text" w:semiHidden="1" w:unhideWhenUsed="1"/>
+    <w:lsdException w:name="Hyperlink" w:semiHidden="1" w:unhideWhenUsed="1"/>
+    <w:lsdException w:name="FollowedHyperlink" w:semiHidden="1" w:unhideWhenUsed="1"/>
+    <w:lsdException w:name="Strong" w:uiPriority="22" w:qFormat="1"/>
+    <w:lsdException w:name="Emphasis" w:uiPriority="20" w:qFormat="1"/>
+    <w:lsdException w:name="Document Map" w:semiHidden="1" w:unhideWhenUsed="1"/>
+    <w:lsdException w:name="Plain Text" w:semiHidden="1" w:unhideWhenUsed="1"/>
+    <w:lsdException w:name="E-mail Signature" w:semiHidden="1" w:unhideWhenUsed="1"/>
+    <w:lsdException w:name="HTML Top of Form" w:semiHidden="1" w:unhideWhenUsed="1"/>
+    <w:lsdException w:name="HTML Bottom of Form" w:semiHidden="1" w:unhideWhenUsed="1"/>
+    <w:lsdException w:name="Normal (Web)" w:semiHidden="1" w:unhideWhenUsed="1"/>
+    <w:lsdException w:name="HTML Acronym" w:semiHidden="1" w:unhideWhenUsed="1"/>
+    <w:lsdException w:name="HTML Address" w:semiHidden="1" w:unhideWhenUsed="1"/>
+    <w:lsdException w:name="HTML Cite" w:semiHidden="1" w:unhideWhenUsed="1"/>
+    <w:lsdException w:name="HTML Code" w:semiHidden="1" w:unhideWhenUsed="1"/>
+    <w:lsdException w:name="HTML Definition" w:semiHidden="1" w:unhideWhenUsed="1"/>
+    <w:lsdException w:name="HTML Keyboard" w:semiHidden="1" w:unhideWhenUsed="1"/>
+    <w:lsdException w:name="HTML Preformatted" w:semiHidden="1" w:unhideWhenUsed="1"/>
+    <w:lsdException w:name="HTML Sample" w:semiHidden="1" w:unhideWhenUsed="1"/>
+    <w:lsdException w:name="HTML Typewriter" w:semiHidden="1" w:unhideWhenUsed="1"/>
+    <w:lsdException w:name="HTML Variable" w:semiHidden="1" w:unhideWhenUsed="1"/>
+    <w:lsdException w:name="Normal Table" w:semiHidden="1" w:unhideWhenUsed="1"/>
+    <w:lsdException w:name="annotation subject" w:semiHidden="1" w:unhideWhenUsed="1"/>
+    <w:lsdException w:name="No List" w:semiHidden="1" w:unhideWhenUsed="1"/>
+    <w:lsdException w:name="Outline List 1" w:semiHidden="1" w:unhideWhenUsed="1"/>
+    <w:lsdException w:name="Outline List 2" w:semiHidden="1" w:unhideWhenUsed="1"/>
+    <w:lsdException w:name="Outline List 3" w:semiHidden="1" w:unhideWhenUsed="1"/>
+    <w:lsdException w:name="Table Simple 1" w:semiHidden="1" w:unhideWhenUsed="1"/>
+    <w:lsdException w:name="Table Simple 2" w:semiHidden="1" w:unhideWhenUsed="1"/>
+    <w:lsdException w:name="Table Simple 3" w:semiHidden="1" w:unhideWhenUsed="1"/>
+    <w:lsdException w:name="Table Classic 1" w:semiHidden="1" w:unhideWhenUsed="1"/>
+    <w:lsdException w:name="Table Classic 2" w:semiHidden="1" w:unhideWhenUsed="1"/>
+    <w:lsdException w:name="Table Classic 3" w:semiHidden="1" w:unhideWhenUsed="1"/>
+    <w:lsdException w:name="Table Classic 4" w:semiHidden="1" w:unhideWhenUsed="1"/>
+    <w:lsdException w:name="Table Colorful 1" w:semiHidden="1" w:unhideWhenUsed="1"/>
+    <w:lsdException w:name="Table Colorful 2" w:semiHidden="1" w:unhideWhenUsed="1"/>
+    <w:lsdException w:name="Table Colorful 3" w:semiHidden="1" w:unhideWhenUsed="1"/>
+    <w:lsdException w:name="Table Columns 1" w:semiHidden="1" w:unhideWhenUsed="1"/>
+    <w:lsdException w:name="Table Columns 2" w:semiHidden="1" w:unhideWhenUsed="1"/>
+    <w:lsdException w:name="Table Columns 3" w:semiHidden="1" w:unhideWhenUsed="1"/>
+    <w:lsdException w:name="Table Columns 4" w:semiHidden="1" w:unhideWhenUsed="1"/>
+    <w:lsdException w:name="Table Columns 5" w:semiHidden="1" w:unhideWhenUsed="1"/>
+    <w:lsdException w:name="Table Grid 1" w:semiHidden="1" w:unhideWhenUsed="1"/>
+    <w:lsdException w:name="Table Grid 2" w:semiHidden="1" w:unhideWhenUsed="1"/>
+    <w:lsdException w:name="Table Grid 3" w:semiHidden="1" w:unhideWhenUsed="1"/>
+    <w:lsdException w:name="Table Grid 4" w:semiHidden="1" w:unhideWhenUsed="1"/>
+    <w:lsdException w:name="Table Grid 5" w:semiHidden="1" w:unhideWhenUsed="1"/>
+    <w:lsdException w:name="Table Grid 6" w:semiHidden="1" w:unhideWhenUsed="1"/>
+    <w:lsdException w:name="Table Grid 7" w:semiHidden="1" w:unhideWhenUsed="1"/>
+    <w:lsdException w:name="Table Grid 8" w:semiHidden="1" w:unhideWhenUsed="1"/>
+    <w:lsdException w:name="Table List 1" w:semiHidden="1" w:unhideWhenUsed="1"/>
+    <w:lsdException w:name="Table List 2" w:semiHidden="1" w:unhideWhenUsed="1"/>
+    <w:lsdException w:name="Table List 3" w:semiHidden="1" w:unhideWhenUsed="1"/>
+    <w:lsdException w:name="Table List 4" w:semiHidden="1" w:unhideWhenUsed="1"/>
+    <w:lsdException w:name="Table List 5" w:semiHidden="1" w:unhideWhenUsed="1"/>
+    <w:lsdException w:name="Table List 6" w:semiHidden="1" w:unhideWhenUsed="1"/>
+    <w:lsdException w:name="Table List 7" w:semiHidden="1" w:unhideWhenUsed="1"/>
+    <w:lsdException w:name="Table List 8" w:semiHidden="1" w:unhideWhenUsed="1"/>
+    <w:lsdException w:name="Table 3D effects 1" w:semiHidden="1" w:unhideWhenUsed="1"/>
+    <w:lsdException w:name="Table 3D effects 2" w:semiHidden="1" w:unhideWhenUsed="1"/>
+    <w:lsdException w:name="Table 3D effects 3" w:semiHidden="1" w:unhideWhenUsed="1"/>
+    <w:lsdException w:name="Table Contemporary" w:semiHidden="1" w:unhideWhenUsed="1"/>
+    <w:lsdException w:name="Table Elegant" w:semiHidden="1" w:unhideWhenUsed="1"/>
+    <w:lsdException w:name="Table Professional" w:semiHidden="1" w:unhideWhenUsed="1"/>
+    <w:lsdException w:name="Table Subtle 1" w:semiHidden="1" w:unhideWhenUsed="1"/>
+    <w:lsdException w:name="Table Subtle 2" w:semiHidden="1" w:unhideWhenUsed="1"/>
+    <w:lsdException w:name="Table Web 1" w:semiHidden="1" w:unhideWhenUsed="1"/>
+    <w:lsdException w:name="Table Web 2" w:semiHidden="1" w:unhideWhenUsed="1"/>
+    <w:lsdException w:name="Table Web 3" w:semiHidden="1" w:unhideWhenUsed="1"/>
+    <w:lsdException w:name="Balloon Text" w:semiHidden="1" w:unhideWhenUsed="1"/>
+    <w:lsdException w:name="Table Grid" w:uiPriority="39"/>
+    <w:lsdException w:name="Table Theme" w:semiHidden="1" w:unhideWhenUsed="1"/>
+    <w:lsdException w:name="Placeholder Text" w:semiHidden="1"/>
+    <w:lsdException w:name="No Spacing" w:uiPriority="1" w:qFormat="1"/>
+    <w:lsdException w:name="Light Shading" w:uiPriority="60"/>
+    <w:lsdException w:name="Light List" w:uiPriority="61"/>
+    <w:lsdException w:name="Light Grid" w:uiPriority="62"/>
+    <w:lsdException w:name="Medium Shading 1" w:uiPriority="63"/>
+    <w:lsdException w:name="Medium Shading 2" w:uiPriority="64"/>
+    <w:lsdException w:name="Medium List 1" w:uiPriority="65"/>
+    <w:lsdException w:name="Medium List 2" w:uiPriority="66"/>
+    <w:lsdException w:name="Medium Grid 1" w:uiPriority="67"/>
+    <w:lsdException w:name="Medium Grid 2" w:uiPriority="68"/>
+    <w:lsdException w:name="Medium Grid 3" w:uiPriority="69"/>
+    <w:lsdException w:name="Dark List" w:uiPriority="70"/>
+    <w:lsdException w:name="Colorful Shading" w:uiPriority="71"/>
+    <w:lsdException w:name="Colorful List" w:uiPriority="72"/>
+    <w:lsdException w:name="Colorful Grid" w:uiPriority="73"/>
+    <w:lsdException w:name="Light Shading Accent 1" w:uiPriority="60"/>
+    <w:lsdException w:name="Light List Accent 1" w:uiPriority="61"/>
+    <w:lsdException w:name="Light Grid Accent 1" w:uiPriority="62"/>
+    <w:lsdException w:name="Medium Shading 1 Accent 1" w:uiPriority="63"/>
+    <w:lsdException w:name="Medium Shading 2 Accent 1" w:uiPriority="64"/>
+    <w:lsdException w:name="Medium List 1 Accent 1" w:uiPriority="65"/>
+    <w:lsdException w:name="Revision" w:semiHidden="1"/>
+    <w:lsdException w:name="List Paragraph" w:uiPriority="34" w:qFormat="1"/>
+    <w:lsdException w:name="Quote" w:uiPriority="29" w:qFormat="1"/>
+    <w:lsdException w:name="Intense Quote" w:uiPriority="30" w:qFormat="1"/>
+    <w:lsdException w:name="Medium List 2 Accent 1" w:uiPriority="66"/>
+    <w:lsdException w:name="Medium Grid 1 Accent 1" w:uiPriority="67"/>
+    <w:lsdException w:name="Medium Grid 2 Accent 1" w:uiPriority="68"/>
+    <w:lsdException w:name="Medium Grid 3 Accent 1" w:uiPriority="69"/>
+    <w:lsdException w:name="Dark List Accent 1" w:uiPriority="70"/>
+    <w:lsdException w:name="Colorful Shading Accent 1" w:uiPriority="71"/>
+    <w:lsdException w:name="Colorful List Accent 1" w:uiPriority="72"/>
+    <w:lsdException w:name="Colorful Grid Accent 1" w:uiPriority="73"/>
+    <w:lsdException w:name="Light Shading Accent 2" w:uiPriority="60"/>
+    <w:lsdException w:name="Light List Accent 2" w:uiPriority="61"/>
+    <w:lsdException w:name="Light Grid Accent 2" w:uiPriority="62"/>
+    <w:lsdException w:name="Medium Shading 1 Accent 2" w:uiPriority="63"/>
+    <w:lsdException w:name="Medium Shading 2 Accent 2" w:uiPriority="64"/>
+    <w:lsdException w:name="Medium List 1 Accent 2" w:uiPriority="65"/>
+    <w:lsdException w:name="Medium List 2 Accent 2" w:uiPriority="66"/>
+    <w:lsdException w:name="Medium Grid 1 Accent 2" w:uiPriority="67"/>
+    <w:lsdException w:name="Medium Grid 2 Accent 2" w:uiPriority="68"/>
+    <w:lsdException w:name="Medium Grid 3 Accent 2" w:uiPriority="69"/>
+    <w:lsdException w:name="Dark List Accent 2" w:uiPriority="70"/>
+    <w:lsdException w:name="Colorful Shading Accent 2" w:uiPriority="71"/>
+    <w:lsdException w:name="Colorful List Accent 2" w:uiPriority="72"/>
+    <w:lsdException w:name="Colorful Grid Accent 2" w:uiPriority="73"/>
+    <w:lsdException w:name="Light Shading Accent 3" w:uiPriority="60"/>
+    <w:lsdException w:name="Light List Accent 3" w:uiPriority="61"/>
+    <w:lsdException w:name="Light Grid Accent 3" w:uiPriority="62"/>
+    <w:lsdException w:name="Medium Shading 1 Accent 3" w:uiPriority="63"/>
+    <w:lsdException w:name="Medium Shading 2 Accent 3" w:uiPriority="64"/>
+    <w:lsdException w:name="Medium List 1 Accent 3" w:uiPriority="65"/>
+    <w:lsdException w:name="Medium List 2 Accent 3" w:uiPriority="66"/>
+    <w:lsdException w:name="Medium Grid 1 Accent 3" w:uiPriority="67"/>
+    <w:lsdException w:name="Medium Grid 2 Accent 3" w:uiPriority="68"/>
+    <w:lsdException w:name="Medium Grid 3 Accent 3" w:uiPriority="69"/>
+    <w:lsdException w:name="Dark List Accent 3" w:uiPriority="70"/>
+    <w:lsdException w:name="Colorful Shading Accent 3" w:uiPriority="71"/>
+    <w:lsdException w:name="Colorful List Accent 3" w:uiPriority="72"/>
+    <w:lsdException w:name="Colorful Grid Accent 3" w:uiPriority="73"/>
+    <w:lsdException w:name="Light Shading Accent 4" w:uiPriority="60"/>
+    <w:lsdException w:name="Light List Accent 4" w:uiPriority="61"/>
+    <w:lsdException w:name="Light Grid Accent 4" w:uiPriority="62"/>
+    <w:lsdException w:name="Medium Shading 1 Accent 4" w:uiPriority="63"/>
+    <w:lsdException w:name="Medium Shading 2 Accent 4" w:uiPriority="64"/>
+    <w:lsdException w:name="Medium List 1 Accent 4" w:uiPriority="65"/>
+    <w:lsdException w:name="Medium List 2 Accent 4" w:uiPriority="66"/>
+    <w:lsdException w:name="Medium Grid 1 Accent 4" w:uiPriority="67"/>
+    <w:lsdException w:name="Medium Grid 2 Accent 4" w:uiPriority="68"/>
+    <w:lsdException w:name="Medium Grid 3 Accent 4" w:uiPriority="69"/>
+    <w:lsdException w:name="Dark List Accent 4" w:uiPriority="70"/>
+    <w:lsdException w:name="Colorful Shading Accent 4" w:uiPriority="71"/>
+    <w:lsdException w:name="Colorful List Accent 4" w:uiPriority="72"/>
+    <w:lsdException w:name="Colorful Grid Accent 4" w:uiPriority="73"/>
+    <w:lsdException w:name="Light Shading Accent 5" w:uiPriority="60"/>
+    <w:lsdException w:name="Light List Accent 5" w:uiPriority="61"/>
+    <w:lsdException w:name="Light Grid Accent 5" w:uiPriority="62"/>
+    <w:lsdException w:name="Medium Shading 1 Accent 5" w:uiPriority="63"/>
+    <w:lsdException w:name="Medium Shading 2 Accent 5" w:uiPriority="64"/>
+    <w:lsdException w:name="Medium List 1 Accent 5" w:uiPriority="65"/>
+    <w:lsdException w:name="Medium List 2 Accent 5" w:uiPriority="66"/>
+    <w:lsdException w:name="Medium Grid 1 Accent 5" w:uiPriority="67"/>
+    <w:lsdException w:name="Medium Grid 2 Accent 5" w:uiPriority="68"/>
+    <w:lsdException w:name="Medium Grid 3 Accent 5" w:uiPriority="69"/>
+    <w:lsdException w:name="Dark List Accent 5" w:uiPriority="70"/>
+    <w:lsdException w:name="Colorful Shading Accent 5" w:uiPriority="71"/>
+    <w:lsdException w:name="Colorful List Accent 5" w:uiPriority="72"/>
+    <w:lsdException w:name="Colorful Grid Accent 5" w:uiPriority="73"/>
+    <w:lsdException w:name="Light Shading Accent 6" w:uiPriority="60"/>
+    <w:lsdException w:name="Light List Accent 6" w:uiPriority="61"/>
+    <w:lsdException w:name="Light Grid Accent 6" w:uiPriority="62"/>
+    <w:lsdException w:name="Medium Shading 1 Accent 6" w:uiPriority="63"/>
+    <w:lsdException w:name="Medium Shading 2 Accent 6" w:uiPriority="64"/>
+    <w:lsdException w:name="Medium List 1 Accent 6" w:uiPriority="65"/>
+    <w:lsdException w:name="Medium List 2 Accent 6" w:uiPriority="66"/>
+    <w:lsdException w:name="Medium Grid 1 Accent 6" w:uiPriority="67"/>
+    <w:lsdException w:name="Medium Grid 2 Accent 6" w:uiPriority="68"/>
+    <w:lsdException w:name="Medium Grid 3 Accent 6" w:uiPriority="69"/>
+    <w:lsdException w:name="Dark List Accent 6" w:uiPriority="70"/>
+    <w:lsdException w:name="Colorful Shading Accent 6" w:uiPriority="71"/>
+    <w:lsdException w:name="Colorful List Accent 6" w:uiPriority="72"/>
+    <w:lsdException w:name="Colorful Grid Accent 6" w:uiPriority="73"/>
+    <w:lsdException w:name="Subtle Emphasis" w:uiPriority="19" w:qFormat="1"/>
+    <w:lsdException w:name="Intense Emphasis" w:uiPriority="21" w:qFormat="1"/>
+    <w:lsdException w:name="Subtle Reference" w:uiPriority="31" w:qFormat="1"/>
+    <w:lsdException w:name="Intense Reference" w:uiPriority="32" w:qFormat="1"/>
+    <w:lsdException w:name="Book Title" w:uiPriority="33" w:qFormat="1"/>
+    <w:lsdException w:name="Bibliography" w:semiHidden="1" w:uiPriority="37" w:unhideWhenUsed="1"/>
+    <w:lsdException w:name="TOC Heading" w:semiHidden="1" w:uiPriority="39" w:unhideWhenUsed="1" w:qFormat="1"/>
+    <w:lsdException w:name="Plain Table 1" w:uiPriority="41"/>
+    <w:lsdException w:name="Plain Table 2" w:uiPriority="42"/>
+    <w:lsdException w:name="Plain Table 3" w:uiPriority="43"/>
+    <w:lsdException w:name="Plain Table 4" w:uiPriority="44"/>
+    <w:lsdException w:name="Plain Table 5" w:uiPriority="45"/>
+    <w:lsdException w:name="Grid Table Light" w:uiPriority="40"/>
+    <w:lsdException w:name="Grid Table 1 Light" w:uiPriority="46"/>
+    <w:lsdException w:name="Grid Table 2" w:uiPriority="47"/>
+    <w:lsdException w:name="Grid Table 3" w:uiPriority="48"/>
+    <w:lsdException w:name="Grid Table 4" w:uiPriority="49"/>
+    <w:lsdException w:name="Grid Table 5 Dark" w:uiPriority="50"/>
+    <w:lsdException w:name="Grid Table 6 Colorful" w:uiPriority="51"/>
+    <w:lsdException w:name="Grid Table 7 Colorful" w:uiPriority="52"/>
+    <w:lsdException w:name="Grid Table 1 Light Accent 1" w:uiPriority="46"/>
+    <w:lsdException w:name="Grid Table 2 Accent 1" w:uiPriority="47"/>
+    <w:lsdException w:name="Grid Table 3 Accent 1" w:uiPriority="48"/>
+    <w:lsdException w:name="Grid Table 4 Accent 1" w:uiPriority="49"/>
+    <w:lsdException w:name="Grid Table 5 Dark Accent 1" w:uiPriority="50"/>
+    <w:lsdException w:name="Grid Table 6 Colorful Accent 1" w:uiPriority="51"/>
+    <w:lsdException w:name="Grid Table 7 Colorful Accent 1" w:uiPriority="52"/>
+    <w:lsdException w:name="Grid Table 1 Light Accent 2" w:uiPriority="46"/>
+    <w:lsdException w:name="Grid Table 2 Accent 2" w:uiPriority="47"/>
+    <w:lsdException w:name="Grid Table 3 Accent 2" w:uiPriority="48"/>
+    <w:lsdException w:name="Grid Table 4 Accent 2" w:uiPriority="49"/>
+    <w:lsdException w:name="Grid Table 5 Dark Accent 2" w:uiPriority="50"/>
+    <w:lsdException w:name="Grid Table 6 Colorful Accent 2" w:uiPriority="51"/>
+    <w:lsdException w:name="Grid Table 7 Colorful Accent 2" w:uiPriority="52"/>
+    <w:lsdException w:name="Grid Table 1 Light Accent 3" w:uiPriority="46"/>
+    <w:lsdException w:name="Grid Table 2 Accent 3" w:uiPriority="47"/>
+    <w:lsdException w:name="Grid Table 3 Accent 3" w:uiPriority="48"/>
+    <w:lsdException w:name="Grid Table 4 Accent 3" w:uiPriority="49"/>
+    <w:lsdException w:name="Grid Table 5 Dark Accent 3" w:uiPriority="50"/>
+    <w:lsdException w:name="Grid Table 6 Colorful Accent 3" w:uiPriority="51"/>
+    <w:lsdException w:name="Grid Table 7 Colorful Accent 3" w:uiPriority="52"/>
+    <w:lsdException w:name="Grid Table 1 Light Accent 4" w:uiPriority="46"/>
+    <w:lsdException w:name="Grid Table 2 Accent 4" w:uiPriority="47"/>
+    <w:lsdException w:name="Grid Table 3 Accent 4" w:uiPriority="48"/>
+    <w:lsdException w:name="Grid Table 4 Accent 4" w:uiPriority="49"/>
+    <w:lsdException w:name="Grid Table 5 Dark Accent 4" w:uiPriority="50"/>
+    <w:lsdException w:name="Grid Table 6 Colorful Accent 4" w:uiPriority="51"/>
+    <w:lsdException w:name="Grid Table 7 Colorful Accent 4" w:uiPriority="52"/>
+    <w:lsdException w:name="Grid Table 1 Light Accent 5" w:uiPriority="46"/>
+    <w:lsdException w:name="Grid Table 2 Accent 5" w:uiPriority="47"/>
+    <w:lsdException w:name="Grid Table 3 Accent 5" w:uiPriority="48"/>
+    <w:lsdException w:name="Grid Table 4 Accent 5" w:uiPriority="49"/>
+    <w:lsdException w:name="Grid Table 5 Dark Accent 5" w:uiPriority="50"/>
+    <w:lsdException w:name="Grid Table 6 Colorful Accent 5" w:uiPriority="51"/>
+    <w:lsdException w:name="Grid Table 7 Colorful Accent 5" w:uiPriority="52"/>
+    <w:lsdException w:name="Grid Table 1 Light Accent 6" w:uiPriority="46"/>
+    <w:lsdException w:name="Grid Table 2 Accent 6" w:uiPriority="47"/>
+    <w:lsdException w:name="Grid Table 3 Accent 6" w:uiPriority="48"/>
+    <w:lsdException w:name="Grid Table 4 Accent 6" w:uiPriority="49"/>
+    <w:lsdException w:name="Grid Table 5 Dark Accent 6" w:uiPriority="50"/>
+    <w:lsdException w:name="Grid Table 6 Colorful Accent 6" w:uiPriority="51"/>
+    <w:lsdException w:name="Grid Table 7 Colorful Accent 6" w:uiPriority="52"/>
+    <w:lsdException w:name="List Table 1 Light" w:uiPriority="46"/>
+    <w:lsdException w:name="List Table 2" w:uiPriority="47"/>
+    <w:lsdException w:name="List Table 3" w:uiPriority="48"/>
+    <w:lsdException w:name="List Table 4" w:uiPriority="49"/>
+    <w:lsdException w:name="List Table 5 Dark" w:uiPriority="50"/>
+    <w:lsdException w:name="List Table 6 Colorful" w:uiPriority="51"/>
+    <w:lsdException w:name="List Table 7 Colorful" w:uiPriority="52"/>
+    <w:lsdException w:name="List Table 1 Light Accent 1" w:uiPriority="46"/>
+    <w:lsdException w:name="List Table 2 Accent 1" w:uiPriority="47"/>
+    <w:lsdException w:name="List Table 3 Accent 1" w:uiPriority="48"/>
+    <w:lsdException w:name="List Table 4 Accent 1" w:uiPriority="49"/>
+    <w:lsdException w:name="List Table 5 Dark Accent 1" w:uiPriority="50"/>
+    <w:lsdException w:name="List Table 6 Colorful Accent 1" w:uiPriority="51"/>
+    <w:lsdException w:name="List Table 7 Colorful Accent 1" w:uiPriority="52"/>
+    <w:lsdException w:name="List Table 1 Light Accent 2" w:uiPriority="46"/>
+    <w:lsdException w:name="List Table 2 Accent 2" w:uiPriority="47"/>
+    <w:lsdException w:name="List Table 3 Accent 2" w:uiPriority="48"/>
+    <w:lsdException w:name="List Table 4 Accent 2" w:uiPriority="49"/>
+    <w:lsdException w:name="List Table 5 Dark Accent 2" w:uiPriority="50"/>
+    <w:lsdException w:name="List Table 6 Colorful Accent 2" w:uiPriority="51"/>
+    <w:lsdException w:name="List Table 7 Colorful Accent 2" w:uiPriority="52"/>
+    <w:lsdException w:name="List Table 1 Light Accent 3" w:uiPriority="46"/>
+    <w:lsdException w:name="List Table 2 Accent 3" w:uiPriority="47"/>
+    <w:lsdException w:name="List Table 3 Accent 3" w:uiPriority="48"/>
+    <w:lsdException w:name="List Table 4 Accent 3" w:uiPriority="49"/>
+    <w:lsdException w:name="List Table 5 Dark Accent 3" w:uiPriority="50"/>
+    <w:lsdException w:name="List Table 6 Colorful Accent 3" w:uiPriority="51"/>
+    <w:lsdException w:name="List Table 7 Colorful Accent 3" w:uiPriority="52"/>
+    <w:lsdException w:name="List Table 1 Light Accent 4" w:uiPriority="46"/>
+    <w:lsdException w:name="List Table 2 Accent 4" w:uiPriority="47"/>
+    <w:lsdException w:name="List Table 3 Accent 4" w:uiPriority="48"/>
+    <w:lsdException w:name="List Table 4 Accent 4" w:uiPriority="49"/>
+    <w:lsdException w:name="List Table 5 Dark Accent 4" w:uiPriority="50"/>
+    <w:lsdException w:name="List Table 6 Colorful Accent 4" w:uiPriority="51"/>
+    <w:lsdException w:name="List Table 7 Colorful Accent 4" w:uiPriority="52"/>
+    <w:lsdException w:name="List Table 1 Light Accent 5" w:uiPriority="46"/>
+    <w:lsdException w:name="List Table 2 Accent 5" w:uiPriority="47"/>
+    <w:lsdException w:name="List Table 3 Accent 5" w:uiPriority="48"/>
+    <w:lsdException w:name="List Table 4 Accent 5" w:uiPriority="49"/>
+    <w:lsdException w:name="List Table 5 Dark Accent 5" w:uiPriority="50"/>
+    <w:lsdException w:name="List Table 6 Colorful Accent 5" w:uiPriority="51"/>
+    <w:lsdException w:name="List Table 7 Colorful Accent 5" w:uiPriority="52"/>
+    <w:lsdException w:name="List Table 1 Light Accent 6" w:uiPriority="46"/>
+    <w:lsdException w:name="List Table 2 Accent 6" w:uiPriority="47"/>
+    <w:lsdException w:name="List Table 3 Accent 6" w:uiPriority="48"/>
+    <w:lsdException w:name="List Table 4 Accent 6" w:uiPriority="49"/>
+    <w:lsdException w:name="List Table 5 Dark Accent 6" w:uiPriority="50"/>
+    <w:lsdException w:name="List Table 6 Colorful Accent 6" w:uiPriority="51"/>
+    <w:lsdException w:name="List Table 7 Colorful Accent 6" w:uiPriority="52"/>
+    <w:lsdException w:name="Mention" w:semiHidden="1" w:unhideWhenUsed="1"/>
+    <w:lsdException w:name="Smart Hyperlink" w:semiHidden="1" w:unhideWhenUsed="1"/>
+    <w:lsdException w:name="Hashtag" w:semiHidden="1" w:unhideWhenUsed="1"/>
+    <w:lsdException w:name="Unresolved Mention" w:semiHidden="1" w:unhideWhenUsed="1"/>
+    <w:lsdException w:name="Smart Link" w:semiHidden="1" w:unhideWhenUsed="1"/>
+  </w:latentStyles>
+  <w:style w:type="paragraph" w:default="1" w:styleId="Normale">
+    <w:name w:val="Normal"/>
+    <w:qFormat/>
+  </w:style>
+  <w:style w:type="character" w:default="1" w:styleId="Carpredefinitoparagrafo">
+    <w:name w:val="Default Paragraph Font"/>
+    <w:uiPriority w:val="1"/>
+    <w:semiHidden/>
+    <w:unhideWhenUsed/>
+  </w:style>
+  <w:style w:type="table" w:default="1" w:styleId="Tabellanormale">
+    <w:name w:val="Normal Table"/>
+    <w:uiPriority w:val="99"/>
+    <w:semiHidden/>
+    <w:unhideWhenUsed/>
+    <w:tblPr>
+      <w:tblInd w:w="0" w:type="dxa"/>
+      <w:tblCellMar>
+        <w:top w:w="0" w:type="dxa"/>
+        <w:left w:w="108" w:type="dxa"/>
+        <w:bottom w:w="0" w:type="dxa"/>
+        <w:right w:w="108" w:type="dxa"/>
+      </w:tblCellMar>
+    </w:tblPr>
+  </w:style>
+  <w:style w:type="numbering" w:default="1" w:styleId="Nessunelenco">
+    <w:name w:val="No List"/>
+    <w:uiPriority w:val="99"/>
+    <w:semiHidden/>
+    <w:unhideWhenUsed/>
+  </w:style>
+  <w:style w:type="paragraph" w:customStyle="1" w:styleId="0B2404BC4A124E42A0A866FD2177D96B">
+    <w:name w:val="0B2404BC4A124E42A0A866FD2177D96B"/>
+    <w:rsid w:val="0075053E"/>
+  </w:style>
+</w:styles>
+</file>
+
+<file path=word/glossary/webSettings.xml><?xml version="1.0" encoding="utf-8"?>
+<w:webSettings xmlns:mc="http://schemas.openxmlformats.org/markup-compatibility/2006" xmlns:r="http://schemas.openxmlformats.org/officeDocument/2006/relationships" xmlns:w="http://schemas.openxmlformats.org/wordprocessingml/2006/main" xmlns:w14="http://schemas.microsoft.com/office/word/2010/wordml" xmlns:w15="http://schemas.microsoft.com/office/word/2012/wordml" xmlns:w16cex="http://schemas.microsoft.com/office/word/2018/wordml/cex" xmlns:w16cid="http://schemas.microsoft.com/office/word/2016/wordml/cid" xmlns:w16="http://schemas.microsoft.com/office/word/2018/wordml" xmlns:w16du="http://schemas.microsoft.com/office/word/2023/wordml/word16du" xmlns:w16sdtdh="http://schemas.microsoft.com/office/word/2020/wordml/sdtdatahash" xmlns:w16sdtfl="http://schemas.microsoft.com/office/word/2024/wordml/sdtformatlock" xmlns:w16se="http://schemas.microsoft.com/office/word/2015/wordml/symex" mc:Ignorable="w14 w15 w16se w16cid w16 w16cex w16sdtdh w16sdtfl w16du">
+  <w:optimizeForBrowser/>
+  <w:allowPNG/>
+</w:webSettings>
+</file>
+
 <file path=word/theme/theme1.xml><?xml version="1.0" encoding="utf-8"?>
 <a:theme xmlns:a="http://schemas.openxmlformats.org/drawingml/2006/main" name="Tema di Office">
   <a:themeElements>
